--- a/docs/ETL_2026-2_Workshop-1.docx
+++ b/docs/ETL_2026-2_Workshop-1.docx
@@ -4007,11 +4007,9 @@
         </w:rPr>
         <w:t xml:space="preserve"> </w:t>
       </w:r>
-      <w:proofErr w:type="gramStart"/>
       <w:r>
         <w:t>propose</w:t>
       </w:r>
-      <w:proofErr w:type="gramEnd"/>
       <w:r>
         <w:rPr>
           <w:spacing w:val="-5"/>
@@ -10206,23 +10204,13 @@
       <w:r>
         <w:t xml:space="preserve">One row in </w:t>
       </w:r>
-      <w:proofErr w:type="spellStart"/>
       <w:r>
         <w:rPr>
           <w:rFonts w:ascii="Times New Roman"/>
           <w:b w:val="0"/>
           <w:u w:val="single"/>
         </w:rPr>
-        <w:t>FactApplications</w:t>
-      </w:r>
-      <w:proofErr w:type="spellEnd"/>
-      <w:r>
-        <w:rPr>
-          <w:rFonts w:ascii="Times New Roman"/>
-          <w:b w:val="0"/>
-          <w:u w:val="single"/>
-        </w:rPr>
-        <w:t xml:space="preserve"> </w:t>
+        <w:t xml:space="preserve">FactApplications </w:t>
       </w:r>
       <w:r>
         <w:rPr>
@@ -10757,7 +10745,6 @@
                 <w:sz w:val="18"/>
               </w:rPr>
             </w:pPr>
-            <w:proofErr w:type="spellStart"/>
             <w:r>
               <w:rPr>
                 <w:rFonts w:ascii="Times New Roman"/>
@@ -10765,7 +10752,6 @@
               </w:rPr>
               <w:t>DimDate</w:t>
             </w:r>
-            <w:proofErr w:type="spellEnd"/>
           </w:p>
         </w:tc>
         <w:tc>
@@ -10801,53 +10787,12 @@
                 <w:sz w:val="18"/>
               </w:rPr>
             </w:pPr>
-            <w:proofErr w:type="spellStart"/>
             <w:r>
               <w:rPr>
                 <w:rFonts w:ascii="Times New Roman"/>
                 <w:sz w:val="18"/>
               </w:rPr>
-              <w:t>Date_key</w:t>
-            </w:r>
-            <w:proofErr w:type="spellEnd"/>
-            <w:r>
-              <w:rPr>
-                <w:rFonts w:ascii="Times New Roman"/>
-                <w:sz w:val="18"/>
-              </w:rPr>
-              <w:t xml:space="preserve"> (PK), </w:t>
-            </w:r>
-            <w:proofErr w:type="spellStart"/>
-            <w:r>
-              <w:rPr>
-                <w:rFonts w:ascii="Times New Roman"/>
-                <w:sz w:val="18"/>
-              </w:rPr>
-              <w:t>full_date</w:t>
-            </w:r>
-            <w:proofErr w:type="spellEnd"/>
-            <w:r>
-              <w:rPr>
-                <w:rFonts w:ascii="Times New Roman"/>
-                <w:sz w:val="18"/>
-              </w:rPr>
-              <w:t xml:space="preserve">, day, month, </w:t>
-            </w:r>
-            <w:proofErr w:type="spellStart"/>
-            <w:r>
-              <w:rPr>
-                <w:rFonts w:ascii="Times New Roman"/>
-                <w:sz w:val="18"/>
-              </w:rPr>
-              <w:t>month_name</w:t>
-            </w:r>
-            <w:proofErr w:type="spellEnd"/>
-            <w:r>
-              <w:rPr>
-                <w:rFonts w:ascii="Times New Roman"/>
-                <w:sz w:val="18"/>
-              </w:rPr>
-              <w:t>, quarter, year</w:t>
+              <w:t>Date_key (PK), full_date, day, month, month_name, quarter, year</w:t>
             </w:r>
           </w:p>
         </w:tc>
@@ -10890,7 +10835,6 @@
                 <w:sz w:val="18"/>
               </w:rPr>
             </w:pPr>
-            <w:proofErr w:type="spellStart"/>
             <w:r>
               <w:rPr>
                 <w:rFonts w:ascii="Times New Roman"/>
@@ -10898,7 +10842,6 @@
               </w:rPr>
               <w:t>DimTechnology</w:t>
             </w:r>
-            <w:proofErr w:type="spellEnd"/>
           </w:p>
         </w:tc>
         <w:tc>
@@ -10934,31 +10877,13 @@
                 <w:sz w:val="18"/>
               </w:rPr>
             </w:pPr>
-            <w:proofErr w:type="spellStart"/>
             <w:r>
               <w:rPr>
                 <w:rFonts w:ascii="Times New Roman"/>
                 <w:sz w:val="18"/>
               </w:rPr>
-              <w:t>Technology_key</w:t>
+              <w:t>Technology_key (PK), technology_name</w:t>
             </w:r>
-            <w:proofErr w:type="spellEnd"/>
-            <w:r>
-              <w:rPr>
-                <w:rFonts w:ascii="Times New Roman"/>
-                <w:sz w:val="18"/>
-              </w:rPr>
-              <w:t xml:space="preserve"> (PK), </w:t>
-            </w:r>
-            <w:proofErr w:type="spellStart"/>
-            <w:r>
-              <w:rPr>
-                <w:rFonts w:ascii="Times New Roman"/>
-                <w:sz w:val="18"/>
-              </w:rPr>
-              <w:t>technology_name</w:t>
-            </w:r>
-            <w:proofErr w:type="spellEnd"/>
           </w:p>
         </w:tc>
         <w:tc>
@@ -11000,7 +10925,6 @@
                 <w:sz w:val="18"/>
               </w:rPr>
             </w:pPr>
-            <w:proofErr w:type="spellStart"/>
             <w:r>
               <w:rPr>
                 <w:rFonts w:ascii="Times New Roman"/>
@@ -11008,7 +10932,6 @@
               </w:rPr>
               <w:t>DimCandidateProfile</w:t>
             </w:r>
-            <w:proofErr w:type="spellEnd"/>
           </w:p>
         </w:tc>
         <w:tc>
@@ -11044,63 +10967,13 @@
                 <w:sz w:val="18"/>
               </w:rPr>
             </w:pPr>
-            <w:proofErr w:type="spellStart"/>
             <w:r>
               <w:rPr>
                 <w:rFonts w:ascii="Times New Roman"/>
                 <w:sz w:val="18"/>
               </w:rPr>
-              <w:t>Profile_key</w:t>
+              <w:t>Profile_key (PK), seniority, yoe_band, yoe_min, yoe_max</w:t>
             </w:r>
-            <w:proofErr w:type="spellEnd"/>
-            <w:r>
-              <w:rPr>
-                <w:rFonts w:ascii="Times New Roman"/>
-                <w:sz w:val="18"/>
-              </w:rPr>
-              <w:t xml:space="preserve"> (PK), seniority, </w:t>
-            </w:r>
-            <w:proofErr w:type="spellStart"/>
-            <w:r>
-              <w:rPr>
-                <w:rFonts w:ascii="Times New Roman"/>
-                <w:sz w:val="18"/>
-              </w:rPr>
-              <w:t>yoe_band</w:t>
-            </w:r>
-            <w:proofErr w:type="spellEnd"/>
-            <w:r>
-              <w:rPr>
-                <w:rFonts w:ascii="Times New Roman"/>
-                <w:sz w:val="18"/>
-              </w:rPr>
-              <w:t xml:space="preserve">, </w:t>
-            </w:r>
-            <w:proofErr w:type="spellStart"/>
-            <w:r>
-              <w:rPr>
-                <w:rFonts w:ascii="Times New Roman"/>
-                <w:sz w:val="18"/>
-              </w:rPr>
-              <w:t>yoe_min</w:t>
-            </w:r>
-            <w:proofErr w:type="spellEnd"/>
-            <w:r>
-              <w:rPr>
-                <w:rFonts w:ascii="Times New Roman"/>
-                <w:sz w:val="18"/>
-              </w:rPr>
-              <w:t xml:space="preserve">, </w:t>
-            </w:r>
-            <w:proofErr w:type="spellStart"/>
-            <w:r>
-              <w:rPr>
-                <w:rFonts w:ascii="Times New Roman"/>
-                <w:sz w:val="18"/>
-              </w:rPr>
-              <w:t>yoe_max</w:t>
-            </w:r>
-            <w:proofErr w:type="spellEnd"/>
           </w:p>
         </w:tc>
         <w:tc>
@@ -11142,7 +11015,6 @@
                 <w:sz w:val="18"/>
               </w:rPr>
             </w:pPr>
-            <w:proofErr w:type="spellStart"/>
             <w:r>
               <w:rPr>
                 <w:rFonts w:ascii="Times New Roman"/>
@@ -11150,7 +11022,6 @@
               </w:rPr>
               <w:t>DimCountry</w:t>
             </w:r>
-            <w:proofErr w:type="spellEnd"/>
           </w:p>
         </w:tc>
         <w:tc>
@@ -11186,31 +11057,13 @@
                 <w:sz w:val="18"/>
               </w:rPr>
             </w:pPr>
-            <w:proofErr w:type="spellStart"/>
             <w:r>
               <w:rPr>
                 <w:rFonts w:ascii="Times New Roman"/>
                 <w:sz w:val="18"/>
               </w:rPr>
-              <w:t>Country_key</w:t>
+              <w:t>Country_key (PK), country_name</w:t>
             </w:r>
-            <w:proofErr w:type="spellEnd"/>
-            <w:r>
-              <w:rPr>
-                <w:rFonts w:ascii="Times New Roman"/>
-                <w:sz w:val="18"/>
-              </w:rPr>
-              <w:t xml:space="preserve"> (PK), </w:t>
-            </w:r>
-            <w:proofErr w:type="spellStart"/>
-            <w:r>
-              <w:rPr>
-                <w:rFonts w:ascii="Times New Roman"/>
-                <w:sz w:val="18"/>
-              </w:rPr>
-              <w:t>country_name</w:t>
-            </w:r>
-            <w:proofErr w:type="spellEnd"/>
           </w:p>
         </w:tc>
         <w:tc>
@@ -11250,15 +11103,7 @@
         <w:t xml:space="preserve">Note: </w:t>
       </w:r>
       <w:r>
-        <w:t>I combined seniority + YOE into a single dimension (</w:t>
-      </w:r>
-      <w:proofErr w:type="spellStart"/>
-      <w:r>
-        <w:t>DimCandidateProfile</w:t>
-      </w:r>
-      <w:proofErr w:type="spellEnd"/>
-      <w:r>
-        <w:t>), because R3 always asks for them combined and YOE is continuous numerical data. I grouped it into bands (Entry 0-2, Junior 3-5, Mid 6-9, Senior 10-15, Expert 16+) to make it a useful categorical dimension rather. I did not create a separate dimension for R5 because both scores are fact measures, not descriptive context attributes.</w:t>
+        <w:t>I combined seniority + YOE into a single dimension (DimCandidateProfile), because R3 always asks for them combined and YOE is continuous numerical data. I grouped it into bands (Entry 0-2, Junior 3-5, Mid 6-9, Senior 10-15, Expert 16+) to make it a useful categorical dimension rather. I did not create a separate dimension for R5 because both scores are fact measures, not descriptive context attributes.</w:t>
       </w:r>
     </w:p>
     <w:p>
@@ -11863,7 +11708,6 @@
                 <w:sz w:val="18"/>
               </w:rPr>
             </w:pPr>
-            <w:proofErr w:type="spellStart"/>
             <w:r>
               <w:rPr>
                 <w:rFonts w:ascii="Times New Roman"/>
@@ -11871,7 +11715,6 @@
               </w:rPr>
               <w:t>is_hired</w:t>
             </w:r>
-            <w:proofErr w:type="spellEnd"/>
           </w:p>
         </w:tc>
         <w:tc>
@@ -11912,39 +11755,7 @@
                 <w:rFonts w:ascii="Times New Roman"/>
                 <w:sz w:val="18"/>
               </w:rPr>
-              <w:t>Derived: (</w:t>
-            </w:r>
-            <w:proofErr w:type="spellStart"/>
-            <w:r>
-              <w:rPr>
-                <w:rFonts w:ascii="Times New Roman"/>
-                <w:sz w:val="18"/>
-              </w:rPr>
-              <w:t>code_challenge_score</w:t>
-            </w:r>
-            <w:proofErr w:type="spellEnd"/>
-            <w:r>
-              <w:rPr>
-                <w:rFonts w:ascii="Times New Roman"/>
-                <w:sz w:val="18"/>
-              </w:rPr>
-              <w:t xml:space="preserve"> &gt;= 7) AND (</w:t>
-            </w:r>
-            <w:proofErr w:type="spellStart"/>
-            <w:r>
-              <w:rPr>
-                <w:rFonts w:ascii="Times New Roman"/>
-                <w:sz w:val="18"/>
-              </w:rPr>
-              <w:t>technical_interview_score</w:t>
-            </w:r>
-            <w:proofErr w:type="spellEnd"/>
-            <w:r>
-              <w:rPr>
-                <w:rFonts w:ascii="Times New Roman"/>
-                <w:sz w:val="18"/>
-              </w:rPr>
-              <w:t xml:space="preserve"> &gt;= 7) = 1, otherwise = 0</w:t>
+              <w:t>Derived: (code_challenge_score &gt;= 7) AND (technical_interview_score &gt;= 7) = 1, otherwise = 0</w:t>
             </w:r>
           </w:p>
         </w:tc>
@@ -11986,7 +11797,6 @@
                 <w:sz w:val="18"/>
               </w:rPr>
             </w:pPr>
-            <w:proofErr w:type="spellStart"/>
             <w:r>
               <w:rPr>
                 <w:rFonts w:ascii="Times New Roman"/>
@@ -11994,7 +11804,6 @@
               </w:rPr>
               <w:t>code_challenge_score</w:t>
             </w:r>
-            <w:proofErr w:type="spellEnd"/>
           </w:p>
         </w:tc>
         <w:tc>
@@ -12077,7 +11886,6 @@
                 <w:sz w:val="18"/>
               </w:rPr>
             </w:pPr>
-            <w:proofErr w:type="spellStart"/>
             <w:r>
               <w:rPr>
                 <w:rFonts w:ascii="Times New Roman"/>
@@ -12085,7 +11893,6 @@
               </w:rPr>
               <w:t>technical_interview_score</w:t>
             </w:r>
-            <w:proofErr w:type="spellEnd"/>
           </w:p>
         </w:tc>
         <w:tc>
@@ -12168,7 +11975,6 @@
                 <w:sz w:val="18"/>
               </w:rPr>
             </w:pPr>
-            <w:proofErr w:type="spellStart"/>
             <w:r>
               <w:rPr>
                 <w:rFonts w:ascii="Times New Roman"/>
@@ -12176,7 +11982,6 @@
               </w:rPr>
               <w:t>score_gap</w:t>
             </w:r>
-            <w:proofErr w:type="spellEnd"/>
           </w:p>
         </w:tc>
         <w:tc>
@@ -12226,21 +12031,12 @@
                 <w:sz w:val="18"/>
               </w:rPr>
             </w:pPr>
-            <w:proofErr w:type="spellStart"/>
             <w:r>
               <w:rPr>
                 <w:rFonts w:ascii="Times New Roman"/>
                 <w:sz w:val="18"/>
               </w:rPr>
-              <w:t>Technical_interview_score</w:t>
-            </w:r>
-            <w:proofErr w:type="spellEnd"/>
-            <w:r>
-              <w:rPr>
-                <w:rFonts w:ascii="Times New Roman"/>
-                <w:sz w:val="18"/>
-              </w:rPr>
-              <w:t xml:space="preserve"> </w:t>
+              <w:t xml:space="preserve">Technical_interview_score </w:t>
             </w:r>
             <w:r>
               <w:rPr>
@@ -12254,17 +12050,8 @@
                 <w:rFonts w:ascii="Times New Roman"/>
                 <w:sz w:val="18"/>
               </w:rPr>
-              <w:t xml:space="preserve"> </w:t>
+              <w:t xml:space="preserve"> code_challenge_score</w:t>
             </w:r>
-            <w:proofErr w:type="spellStart"/>
-            <w:r>
-              <w:rPr>
-                <w:rFonts w:ascii="Times New Roman"/>
-                <w:sz w:val="18"/>
-              </w:rPr>
-              <w:t>code_challenge_score</w:t>
-            </w:r>
-            <w:proofErr w:type="spellEnd"/>
           </w:p>
         </w:tc>
         <w:tc>
@@ -12310,53 +12097,12 @@
       <w:r>
         <w:t xml:space="preserve">Note: </w:t>
       </w:r>
-      <w:proofErr w:type="spellStart"/>
       <w:r>
         <w:rPr>
           <w:b w:val="0"/>
           <w:bCs w:val="0"/>
         </w:rPr>
-        <w:t>code_challenge_score</w:t>
-      </w:r>
-      <w:proofErr w:type="spellEnd"/>
-      <w:r>
-        <w:rPr>
-          <w:b w:val="0"/>
-          <w:bCs w:val="0"/>
-        </w:rPr>
-        <w:t xml:space="preserve"> and </w:t>
-      </w:r>
-      <w:proofErr w:type="spellStart"/>
-      <w:r>
-        <w:rPr>
-          <w:b w:val="0"/>
-          <w:bCs w:val="0"/>
-        </w:rPr>
-        <w:t>technical_interview_score</w:t>
-      </w:r>
-      <w:proofErr w:type="spellEnd"/>
-      <w:r>
-        <w:rPr>
-          <w:b w:val="0"/>
-          <w:bCs w:val="0"/>
-        </w:rPr>
-        <w:t xml:space="preserve"> are not additive measures. They are stored at the grain level to calculate averages (AVG) and aggregated comparisons in queries. </w:t>
-      </w:r>
-      <w:proofErr w:type="spellStart"/>
-      <w:r>
-        <w:rPr>
-          <w:b w:val="0"/>
-          <w:bCs w:val="0"/>
-        </w:rPr>
-        <w:t>Is_hired</w:t>
-      </w:r>
-      <w:proofErr w:type="spellEnd"/>
-      <w:r>
-        <w:rPr>
-          <w:b w:val="0"/>
-          <w:bCs w:val="0"/>
-        </w:rPr>
-        <w:t xml:space="preserve"> is fully additive (SUM = total hires count, and AVG = hire rate).</w:t>
+        <w:t>code_challenge_score and technical_interview_score are not additive measures. They are stored at the grain level to calculate averages (AVG) and aggregated comparisons in queries. Is_hired is fully additive (SUM = total hires count, and AVG = hire rate).</w:t>
       </w:r>
     </w:p>
     <w:p>
@@ -12776,71 +12522,7 @@
           <w:spacing w:val="-2"/>
           <w:sz w:val="20"/>
         </w:rPr>
-        <w:t xml:space="preserve"> (</w:t>
-      </w:r>
-      <w:proofErr w:type="spellStart"/>
-      <w:r>
-        <w:rPr>
-          <w:spacing w:val="-2"/>
-          <w:sz w:val="20"/>
-        </w:rPr>
-        <w:t>date_key</w:t>
-      </w:r>
-      <w:proofErr w:type="spellEnd"/>
-      <w:r>
-        <w:rPr>
-          <w:spacing w:val="-2"/>
-          <w:sz w:val="20"/>
-        </w:rPr>
-        <w:t xml:space="preserve">, </w:t>
-      </w:r>
-      <w:proofErr w:type="spellStart"/>
-      <w:r>
-        <w:rPr>
-          <w:spacing w:val="-2"/>
-          <w:sz w:val="20"/>
-        </w:rPr>
-        <w:t>technology_key</w:t>
-      </w:r>
-      <w:proofErr w:type="spellEnd"/>
-      <w:r>
-        <w:rPr>
-          <w:spacing w:val="-2"/>
-          <w:sz w:val="20"/>
-        </w:rPr>
-        <w:t xml:space="preserve">, </w:t>
-      </w:r>
-      <w:proofErr w:type="spellStart"/>
-      <w:r>
-        <w:rPr>
-          <w:spacing w:val="-2"/>
-          <w:sz w:val="20"/>
-        </w:rPr>
-        <w:t>profile_key</w:t>
-      </w:r>
-      <w:proofErr w:type="spellEnd"/>
-      <w:r>
-        <w:rPr>
-          <w:spacing w:val="-2"/>
-          <w:sz w:val="20"/>
-        </w:rPr>
-        <w:t xml:space="preserve">, </w:t>
-      </w:r>
-      <w:proofErr w:type="spellStart"/>
-      <w:r>
-        <w:rPr>
-          <w:spacing w:val="-2"/>
-          <w:sz w:val="20"/>
-        </w:rPr>
-        <w:t>country_key</w:t>
-      </w:r>
-      <w:proofErr w:type="spellEnd"/>
-      <w:r>
-        <w:rPr>
-          <w:spacing w:val="-2"/>
-          <w:sz w:val="20"/>
-        </w:rPr>
-        <w:t>)</w:t>
+        <w:t xml:space="preserve"> (date_key, technology_key, profile_key, country_key)</w:t>
       </w:r>
     </w:p>
     <w:p>
@@ -12870,71 +12552,7 @@
           <w:spacing w:val="-2"/>
           <w:sz w:val="20"/>
         </w:rPr>
-        <w:t xml:space="preserve"> (</w:t>
-      </w:r>
-      <w:proofErr w:type="spellStart"/>
-      <w:r>
-        <w:rPr>
-          <w:spacing w:val="-2"/>
-          <w:sz w:val="20"/>
-        </w:rPr>
-        <w:t>code_challenge_score</w:t>
-      </w:r>
-      <w:proofErr w:type="spellEnd"/>
-      <w:r>
-        <w:rPr>
-          <w:spacing w:val="-2"/>
-          <w:sz w:val="20"/>
-        </w:rPr>
-        <w:t xml:space="preserve">, </w:t>
-      </w:r>
-      <w:proofErr w:type="spellStart"/>
-      <w:r>
-        <w:rPr>
-          <w:spacing w:val="-2"/>
-          <w:sz w:val="20"/>
-        </w:rPr>
-        <w:t>technical_interview_score</w:t>
-      </w:r>
-      <w:proofErr w:type="spellEnd"/>
-      <w:r>
-        <w:rPr>
-          <w:spacing w:val="-2"/>
-          <w:sz w:val="20"/>
-        </w:rPr>
-        <w:t xml:space="preserve">, </w:t>
-      </w:r>
-      <w:proofErr w:type="spellStart"/>
-      <w:r>
-        <w:rPr>
-          <w:spacing w:val="-2"/>
-          <w:sz w:val="20"/>
-        </w:rPr>
-        <w:t>score_gap</w:t>
-      </w:r>
-      <w:proofErr w:type="spellEnd"/>
-      <w:r>
-        <w:rPr>
-          <w:spacing w:val="-2"/>
-          <w:sz w:val="20"/>
-        </w:rPr>
-        <w:t xml:space="preserve"> e </w:t>
-      </w:r>
-      <w:proofErr w:type="spellStart"/>
-      <w:r>
-        <w:rPr>
-          <w:spacing w:val="-2"/>
-          <w:sz w:val="20"/>
-        </w:rPr>
-        <w:t>is_hired</w:t>
-      </w:r>
-      <w:proofErr w:type="spellEnd"/>
-      <w:r>
-        <w:rPr>
-          <w:spacing w:val="-2"/>
-          <w:sz w:val="20"/>
-        </w:rPr>
-        <w:t>)</w:t>
+        <w:t xml:space="preserve"> (code_challenge_score, technical_interview_score, score_gap e is_hired)</w:t>
       </w:r>
     </w:p>
     <w:p>
@@ -13539,7 +13157,6 @@
                 <w:sz w:val="18"/>
               </w:rPr>
             </w:pPr>
-            <w:proofErr w:type="spellStart"/>
             <w:r>
               <w:rPr>
                 <w:rFonts w:ascii="Times New Roman"/>
@@ -13547,7 +13164,6 @@
               </w:rPr>
               <w:t>is_hired</w:t>
             </w:r>
-            <w:proofErr w:type="spellEnd"/>
           </w:p>
         </w:tc>
         <w:tc>
@@ -13631,7 +13247,6 @@
                 <w:sz w:val="18"/>
               </w:rPr>
             </w:pPr>
-            <w:proofErr w:type="spellStart"/>
             <w:r>
               <w:rPr>
                 <w:rFonts w:ascii="Times New Roman"/>
@@ -13639,7 +13254,6 @@
               </w:rPr>
               <w:t>is_hired</w:t>
             </w:r>
-            <w:proofErr w:type="spellEnd"/>
           </w:p>
         </w:tc>
         <w:tc>
@@ -13723,7 +13337,6 @@
                 <w:sz w:val="18"/>
               </w:rPr>
             </w:pPr>
-            <w:proofErr w:type="spellStart"/>
             <w:r>
               <w:rPr>
                 <w:rFonts w:ascii="Times New Roman"/>
@@ -13731,7 +13344,6 @@
               </w:rPr>
               <w:t>is_hired</w:t>
             </w:r>
-            <w:proofErr w:type="spellEnd"/>
           </w:p>
         </w:tc>
         <w:tc>
@@ -13815,7 +13427,6 @@
                 <w:sz w:val="18"/>
               </w:rPr>
             </w:pPr>
-            <w:proofErr w:type="spellStart"/>
             <w:r>
               <w:rPr>
                 <w:rFonts w:ascii="Times New Roman"/>
@@ -13823,7 +13434,6 @@
               </w:rPr>
               <w:t>is_hired</w:t>
             </w:r>
-            <w:proofErr w:type="spellEnd"/>
           </w:p>
         </w:tc>
         <w:tc>
@@ -13907,63 +13517,13 @@
                 <w:sz w:val="18"/>
               </w:rPr>
             </w:pPr>
-            <w:proofErr w:type="spellStart"/>
             <w:r>
               <w:rPr>
                 <w:rFonts w:ascii="Times New Roman"/>
                 <w:sz w:val="18"/>
               </w:rPr>
-              <w:t>Code_challenge_score</w:t>
+              <w:t>Code_challenge_score, technical_interview_score, score_gap, is_hired</w:t>
             </w:r>
-            <w:proofErr w:type="spellEnd"/>
-            <w:r>
-              <w:rPr>
-                <w:rFonts w:ascii="Times New Roman"/>
-                <w:sz w:val="18"/>
-              </w:rPr>
-              <w:t xml:space="preserve">, </w:t>
-            </w:r>
-            <w:proofErr w:type="spellStart"/>
-            <w:r>
-              <w:rPr>
-                <w:rFonts w:ascii="Times New Roman"/>
-                <w:sz w:val="18"/>
-              </w:rPr>
-              <w:t>technical_interview_score</w:t>
-            </w:r>
-            <w:proofErr w:type="spellEnd"/>
-            <w:r>
-              <w:rPr>
-                <w:rFonts w:ascii="Times New Roman"/>
-                <w:sz w:val="18"/>
-              </w:rPr>
-              <w:t xml:space="preserve">, </w:t>
-            </w:r>
-            <w:proofErr w:type="spellStart"/>
-            <w:r>
-              <w:rPr>
-                <w:rFonts w:ascii="Times New Roman"/>
-                <w:sz w:val="18"/>
-              </w:rPr>
-              <w:t>score_gap</w:t>
-            </w:r>
-            <w:proofErr w:type="spellEnd"/>
-            <w:r>
-              <w:rPr>
-                <w:rFonts w:ascii="Times New Roman"/>
-                <w:sz w:val="18"/>
-              </w:rPr>
-              <w:t xml:space="preserve">, </w:t>
-            </w:r>
-            <w:proofErr w:type="spellStart"/>
-            <w:r>
-              <w:rPr>
-                <w:rFonts w:ascii="Times New Roman"/>
-                <w:sz w:val="18"/>
-              </w:rPr>
-              <w:t>is_hired</w:t>
-            </w:r>
-            <w:proofErr w:type="spellEnd"/>
           </w:p>
         </w:tc>
         <w:tc>
@@ -14125,23 +13685,7 @@
           <w:b/>
           <w:sz w:val="20"/>
         </w:rPr>
-        <w:t xml:space="preserve">Implement a reproducible ETL pipeline in Python. The ETL process should remain relatively simple. The </w:t>
-      </w:r>
-      <w:proofErr w:type="gramStart"/>
-      <w:r>
-        <w:rPr>
-          <w:b/>
-          <w:sz w:val="20"/>
-        </w:rPr>
-        <w:t>main focus</w:t>
-      </w:r>
-      <w:proofErr w:type="gramEnd"/>
-      <w:r>
-        <w:rPr>
-          <w:b/>
-          <w:sz w:val="20"/>
-        </w:rPr>
-        <w:t xml:space="preserve"> of this workshop is dimensional modeling and its connection with business requirements.</w:t>
+        <w:t>Implement a reproducible ETL pipeline in Python. The ETL process should remain relatively simple. The main focus of this workshop is dimensional modeling and its connection with business requirements.</w:t>
       </w:r>
     </w:p>
     <w:p>
@@ -14436,19 +13980,11 @@
         </w:rPr>
         <w:t xml:space="preserve"> </w:t>
       </w:r>
-      <w:proofErr w:type="spellStart"/>
-      <w:r>
-        <w:rPr>
-          <w:sz w:val="20"/>
-        </w:rPr>
-        <w:t>DataFrame</w:t>
-      </w:r>
-      <w:proofErr w:type="spellEnd"/>
-      <w:r>
-        <w:rPr>
-          <w:sz w:val="20"/>
-        </w:rPr>
-        <w:t>. Do not perform business transformations during extraction.</w:t>
+      <w:r>
+        <w:rPr>
+          <w:sz w:val="20"/>
+        </w:rPr>
+        <w:t>DataFrame. Do not perform business transformations during extraction.</w:t>
       </w:r>
     </w:p>
     <w:p>
@@ -15822,7 +15358,6 @@
         </w:rPr>
         <w:t xml:space="preserve"> </w:t>
       </w:r>
-      <w:proofErr w:type="gramStart"/>
       <w:r>
         <w:rPr>
           <w:sz w:val="20"/>
@@ -15842,7 +15377,6 @@
         </w:rPr>
         <w:t>members</w:t>
       </w:r>
-      <w:proofErr w:type="gramEnd"/>
       <w:r>
         <w:rPr>
           <w:spacing w:val="-6"/>
@@ -17553,23 +17087,7 @@
           <w:b/>
           <w:sz w:val="20"/>
         </w:rPr>
-        <w:t xml:space="preserve">from the Data Warehouse, not from the source file or intermediate </w:t>
-      </w:r>
-      <w:proofErr w:type="spellStart"/>
-      <w:r>
-        <w:rPr>
-          <w:b/>
-          <w:sz w:val="20"/>
-        </w:rPr>
-        <w:t>DataFrames</w:t>
-      </w:r>
-      <w:proofErr w:type="spellEnd"/>
-      <w:r>
-        <w:rPr>
-          <w:b/>
-          <w:sz w:val="20"/>
-        </w:rPr>
-        <w:t>.</w:t>
+        <w:t>from the Data Warehouse, not from the source file or intermediate DataFrames.</w:t>
       </w:r>
     </w:p>
     <w:p>
@@ -18673,21 +18191,12 @@
         </w:rPr>
         <w:t xml:space="preserve"> </w:t>
       </w:r>
-      <w:proofErr w:type="gramStart"/>
       <w:r>
         <w:rPr>
           <w:spacing w:val="-2"/>
           <w:sz w:val="20"/>
         </w:rPr>
-        <w:t>supports</w:t>
-      </w:r>
-      <w:proofErr w:type="gramEnd"/>
-      <w:r>
-        <w:rPr>
-          <w:spacing w:val="-2"/>
-          <w:sz w:val="20"/>
-        </w:rPr>
-        <w:t>.</w:t>
+        <w:t>supports.</w:t>
       </w:r>
     </w:p>
     <w:p>
@@ -19298,21 +18807,7 @@
         <w:rPr>
           <w:sz w:val="20"/>
         </w:rPr>
-        <w:t xml:space="preserve">For each one, briefly explain: What does this result tell the organization and </w:t>
-      </w:r>
-      <w:proofErr w:type="gramStart"/>
-      <w:r>
-        <w:rPr>
-          <w:sz w:val="20"/>
-        </w:rPr>
-        <w:t>why could</w:t>
-      </w:r>
-      <w:proofErr w:type="gramEnd"/>
-      <w:r>
-        <w:rPr>
-          <w:sz w:val="20"/>
-        </w:rPr>
-        <w:t xml:space="preserve"> it matter?</w:t>
+        <w:t>For each one, briefly explain: What does this result tell the organization and why could it matter?</w:t>
       </w:r>
     </w:p>
     <w:p>
@@ -19816,33 +19311,6 @@
               </w:rPr>
               <w:t>Yes</w:t>
             </w:r>
-            <w:r>
-              <w:rPr>
-                <w:spacing w:val="1"/>
-                <w:sz w:val="16"/>
-              </w:rPr>
-              <w:t xml:space="preserve"> </w:t>
-            </w:r>
-            <w:r>
-              <w:rPr>
-                <w:sz w:val="16"/>
-              </w:rPr>
-              <w:t>/</w:t>
-            </w:r>
-            <w:r>
-              <w:rPr>
-                <w:spacing w:val="-1"/>
-                <w:sz w:val="16"/>
-              </w:rPr>
-              <w:t xml:space="preserve"> </w:t>
-            </w:r>
-            <w:r>
-              <w:rPr>
-                <w:spacing w:val="-5"/>
-                <w:sz w:val="16"/>
-              </w:rPr>
-              <w:t>No</w:t>
-            </w:r>
           </w:p>
         </w:tc>
         <w:tc>
@@ -19857,6 +19325,13 @@
                 <w:sz w:val="18"/>
               </w:rPr>
             </w:pPr>
+            <w:r>
+              <w:rPr>
+                <w:rFonts w:ascii="Times New Roman"/>
+                <w:sz w:val="18"/>
+              </w:rPr>
+              <w:t>Dim_date, fact_applications</w:t>
+            </w:r>
           </w:p>
         </w:tc>
         <w:tc>
@@ -19871,6 +19346,13 @@
                 <w:sz w:val="18"/>
               </w:rPr>
             </w:pPr>
+            <w:r>
+              <w:rPr>
+                <w:rFonts w:ascii="Times New Roman"/>
+                <w:sz w:val="18"/>
+              </w:rPr>
+              <w:t>Monthly time series of applications, hires, and hire rate (%)</w:t>
+            </w:r>
           </w:p>
         </w:tc>
         <w:tc>
@@ -19885,6 +19367,13 @@
                 <w:sz w:val="18"/>
               </w:rPr>
             </w:pPr>
+            <w:r>
+              <w:rPr>
+                <w:rFonts w:ascii="Times New Roman"/>
+                <w:sz w:val="18"/>
+              </w:rPr>
+              <w:t>Hire rate remained fairly stable month-to-month, with the peak month at 16.96% in July 2022</w:t>
+            </w:r>
           </w:p>
         </w:tc>
       </w:tr>
@@ -19933,33 +19422,6 @@
               </w:rPr>
               <w:t>Yes</w:t>
             </w:r>
-            <w:r>
-              <w:rPr>
-                <w:spacing w:val="1"/>
-                <w:sz w:val="16"/>
-              </w:rPr>
-              <w:t xml:space="preserve"> </w:t>
-            </w:r>
-            <w:r>
-              <w:rPr>
-                <w:sz w:val="16"/>
-              </w:rPr>
-              <w:t>/</w:t>
-            </w:r>
-            <w:r>
-              <w:rPr>
-                <w:spacing w:val="-1"/>
-                <w:sz w:val="16"/>
-              </w:rPr>
-              <w:t xml:space="preserve"> </w:t>
-            </w:r>
-            <w:r>
-              <w:rPr>
-                <w:spacing w:val="-5"/>
-                <w:sz w:val="16"/>
-              </w:rPr>
-              <w:t>No</w:t>
-            </w:r>
           </w:p>
         </w:tc>
         <w:tc>
@@ -19974,6 +19436,13 @@
                 <w:sz w:val="18"/>
               </w:rPr>
             </w:pPr>
+            <w:r>
+              <w:rPr>
+                <w:rFonts w:ascii="Times New Roman"/>
+                <w:sz w:val="18"/>
+              </w:rPr>
+              <w:t>Dim_technology, fact_applications</w:t>
+            </w:r>
           </w:p>
         </w:tc>
         <w:tc>
@@ -19988,6 +19457,13 @@
                 <w:sz w:val="18"/>
               </w:rPr>
             </w:pPr>
+            <w:r>
+              <w:rPr>
+                <w:rFonts w:ascii="Times New Roman"/>
+                <w:sz w:val="18"/>
+              </w:rPr>
+              <w:t>Ranking of technologies by number of hires and hire rate (%)</w:t>
+            </w:r>
           </w:p>
         </w:tc>
         <w:tc>
@@ -20002,6 +19478,34 @@
                 <w:sz w:val="18"/>
               </w:rPr>
             </w:pPr>
+            <w:r>
+              <w:rPr>
+                <w:rFonts w:ascii="Times New Roman"/>
+                <w:sz w:val="18"/>
+              </w:rPr>
+              <w:t>‘</w:t>
+            </w:r>
+            <w:r>
+              <w:rPr>
+                <w:rFonts w:ascii="Times New Roman"/>
+                <w:sz w:val="18"/>
+              </w:rPr>
+              <w:t>Game Development</w:t>
+            </w:r>
+            <w:r>
+              <w:rPr>
+                <w:rFonts w:ascii="Times New Roman"/>
+                <w:sz w:val="18"/>
+              </w:rPr>
+              <w:t>’</w:t>
+            </w:r>
+            <w:r>
+              <w:rPr>
+                <w:rFonts w:ascii="Times New Roman"/>
+                <w:sz w:val="18"/>
+              </w:rPr>
+              <w:t xml:space="preserve"> produced the most hires overall (519) at a 13.59% hire rate</w:t>
+            </w:r>
           </w:p>
         </w:tc>
       </w:tr>
@@ -20050,33 +19554,6 @@
               </w:rPr>
               <w:t>Yes</w:t>
             </w:r>
-            <w:r>
-              <w:rPr>
-                <w:spacing w:val="1"/>
-                <w:sz w:val="16"/>
-              </w:rPr>
-              <w:t xml:space="preserve"> </w:t>
-            </w:r>
-            <w:r>
-              <w:rPr>
-                <w:sz w:val="16"/>
-              </w:rPr>
-              <w:t>/</w:t>
-            </w:r>
-            <w:r>
-              <w:rPr>
-                <w:spacing w:val="-1"/>
-                <w:sz w:val="16"/>
-              </w:rPr>
-              <w:t xml:space="preserve"> </w:t>
-            </w:r>
-            <w:r>
-              <w:rPr>
-                <w:spacing w:val="-5"/>
-                <w:sz w:val="16"/>
-              </w:rPr>
-              <w:t>No</w:t>
-            </w:r>
           </w:p>
         </w:tc>
         <w:tc>
@@ -20091,6 +19568,13 @@
                 <w:sz w:val="18"/>
               </w:rPr>
             </w:pPr>
+            <w:r>
+              <w:rPr>
+                <w:rFonts w:ascii="Times New Roman"/>
+                <w:sz w:val="18"/>
+              </w:rPr>
+              <w:t>Dim_candidate_profile, fact_applications</w:t>
+            </w:r>
           </w:p>
         </w:tc>
         <w:tc>
@@ -20105,6 +19589,13 @@
                 <w:sz w:val="18"/>
               </w:rPr>
             </w:pPr>
+            <w:r>
+              <w:rPr>
+                <w:rFonts w:ascii="Times New Roman"/>
+                <w:sz w:val="18"/>
+              </w:rPr>
+              <w:t>Hire rate by seniority level and experience range (YOE)</w:t>
+            </w:r>
           </w:p>
         </w:tc>
         <w:tc>
@@ -20119,6 +19610,13 @@
                 <w:sz w:val="18"/>
               </w:rPr>
             </w:pPr>
+            <w:r>
+              <w:rPr>
+                <w:rFonts w:ascii="Times New Roman"/>
+                <w:sz w:val="18"/>
+              </w:rPr>
+              <w:t>The best converting profile is Intern / Entry (0-2) at a 17.11% hire rate</w:t>
+            </w:r>
           </w:p>
         </w:tc>
       </w:tr>
@@ -20167,33 +19665,6 @@
               </w:rPr>
               <w:t>Yes</w:t>
             </w:r>
-            <w:r>
-              <w:rPr>
-                <w:spacing w:val="1"/>
-                <w:sz w:val="16"/>
-              </w:rPr>
-              <w:t xml:space="preserve"> </w:t>
-            </w:r>
-            <w:r>
-              <w:rPr>
-                <w:sz w:val="16"/>
-              </w:rPr>
-              <w:t>/</w:t>
-            </w:r>
-            <w:r>
-              <w:rPr>
-                <w:spacing w:val="-1"/>
-                <w:sz w:val="16"/>
-              </w:rPr>
-              <w:t xml:space="preserve"> </w:t>
-            </w:r>
-            <w:r>
-              <w:rPr>
-                <w:spacing w:val="-5"/>
-                <w:sz w:val="16"/>
-              </w:rPr>
-              <w:t>No</w:t>
-            </w:r>
           </w:p>
         </w:tc>
         <w:tc>
@@ -20208,6 +19679,13 @@
                 <w:sz w:val="18"/>
               </w:rPr>
             </w:pPr>
+            <w:r>
+              <w:rPr>
+                <w:rFonts w:ascii="Times New Roman"/>
+                <w:sz w:val="18"/>
+              </w:rPr>
+              <w:t>Dim_country, fact_applications</w:t>
+            </w:r>
           </w:p>
         </w:tc>
         <w:tc>
@@ -20222,6 +19700,13 @@
                 <w:sz w:val="18"/>
               </w:rPr>
             </w:pPr>
+            <w:r>
+              <w:rPr>
+                <w:rFonts w:ascii="Times New Roman"/>
+                <w:sz w:val="18"/>
+              </w:rPr>
+              <w:t>Ranking of countries by application volume vs hire rate</w:t>
+            </w:r>
           </w:p>
         </w:tc>
         <w:tc>
@@ -20236,6 +19721,13 @@
                 <w:sz w:val="18"/>
               </w:rPr>
             </w:pPr>
+            <w:r>
+              <w:rPr>
+                <w:rFonts w:ascii="Times New Roman"/>
+                <w:sz w:val="18"/>
+              </w:rPr>
+              <w:t>Malawi has the highest application volume (242) at a 9.5% hire rate</w:t>
+            </w:r>
           </w:p>
         </w:tc>
       </w:tr>
@@ -20284,33 +19776,6 @@
               </w:rPr>
               <w:t>Yes</w:t>
             </w:r>
-            <w:r>
-              <w:rPr>
-                <w:spacing w:val="1"/>
-                <w:sz w:val="16"/>
-              </w:rPr>
-              <w:t xml:space="preserve"> </w:t>
-            </w:r>
-            <w:r>
-              <w:rPr>
-                <w:sz w:val="16"/>
-              </w:rPr>
-              <w:t>/</w:t>
-            </w:r>
-            <w:r>
-              <w:rPr>
-                <w:spacing w:val="-1"/>
-                <w:sz w:val="16"/>
-              </w:rPr>
-              <w:t xml:space="preserve"> </w:t>
-            </w:r>
-            <w:r>
-              <w:rPr>
-                <w:spacing w:val="-5"/>
-                <w:sz w:val="16"/>
-              </w:rPr>
-              <w:t>No</w:t>
-            </w:r>
           </w:p>
         </w:tc>
         <w:tc>
@@ -20325,6 +19790,13 @@
                 <w:sz w:val="18"/>
               </w:rPr>
             </w:pPr>
+            <w:r>
+              <w:rPr>
+                <w:rFonts w:ascii="Times New Roman"/>
+                <w:sz w:val="18"/>
+              </w:rPr>
+              <w:t>Fact_applications</w:t>
+            </w:r>
           </w:p>
         </w:tc>
         <w:tc>
@@ -20339,6 +19811,13 @@
                 <w:sz w:val="18"/>
               </w:rPr>
             </w:pPr>
+            <w:r>
+              <w:rPr>
+                <w:rFonts w:ascii="Times New Roman"/>
+                <w:sz w:val="18"/>
+              </w:rPr>
+              <w:t>Average score gap + breakdown of candidates failing by test</w:t>
+            </w:r>
           </w:p>
         </w:tc>
         <w:tc>
@@ -20353,6 +19832,13 @@
                 <w:sz w:val="18"/>
               </w:rPr>
             </w:pPr>
+            <w:r>
+              <w:rPr>
+                <w:rFonts w:ascii="Times New Roman"/>
+                <w:sz w:val="18"/>
+              </w:rPr>
+              <w:t>Code Challenge is a slightly more common single failure point (11.571 failed by code challenge only vs 11.534 by interview only)</w:t>
+            </w:r>
           </w:p>
         </w:tc>
       </w:tr>
@@ -20399,11 +19885,15 @@
         <w:spacing w:line="276" w:lineRule="auto"/>
         <w:ind w:right="1346" w:hanging="173"/>
         <w:rPr>
-          <w:sz w:val="20"/>
-        </w:rPr>
-      </w:pPr>
-      <w:r>
-        <w:rPr>
+          <w:b/>
+          <w:bCs/>
+          <w:sz w:val="20"/>
+        </w:rPr>
+      </w:pPr>
+      <w:r>
+        <w:rPr>
+          <w:b/>
+          <w:bCs/>
           <w:sz w:val="20"/>
         </w:rPr>
         <w:tab/>
@@ -20411,6 +19901,8 @@
       </w:r>
       <w:r>
         <w:rPr>
+          <w:b/>
+          <w:bCs/>
           <w:spacing w:val="40"/>
           <w:sz w:val="20"/>
         </w:rPr>
@@ -20418,12 +19910,16 @@
       </w:r>
       <w:r>
         <w:rPr>
+          <w:b/>
+          <w:bCs/>
           <w:sz w:val="20"/>
         </w:rPr>
         <w:t>the</w:t>
       </w:r>
       <w:r>
         <w:rPr>
+          <w:b/>
+          <w:bCs/>
           <w:spacing w:val="40"/>
           <w:sz w:val="20"/>
         </w:rPr>
@@ -20431,12 +19927,16 @@
       </w:r>
       <w:r>
         <w:rPr>
+          <w:b/>
+          <w:bCs/>
           <w:sz w:val="20"/>
         </w:rPr>
         <w:t>final</w:t>
       </w:r>
       <w:r>
         <w:rPr>
+          <w:b/>
+          <w:bCs/>
           <w:spacing w:val="40"/>
           <w:sz w:val="20"/>
         </w:rPr>
@@ -20444,12 +19944,16 @@
       </w:r>
       <w:r>
         <w:rPr>
+          <w:b/>
+          <w:bCs/>
           <w:sz w:val="20"/>
         </w:rPr>
         <w:t>Data</w:t>
       </w:r>
       <w:r>
         <w:rPr>
+          <w:b/>
+          <w:bCs/>
           <w:spacing w:val="40"/>
           <w:sz w:val="20"/>
         </w:rPr>
@@ -20457,12 +19961,16 @@
       </w:r>
       <w:r>
         <w:rPr>
+          <w:b/>
+          <w:bCs/>
           <w:sz w:val="20"/>
         </w:rPr>
         <w:t>Warehouse</w:t>
       </w:r>
       <w:r>
         <w:rPr>
+          <w:b/>
+          <w:bCs/>
           <w:spacing w:val="40"/>
           <w:sz w:val="20"/>
         </w:rPr>
@@ -20470,12 +19978,16 @@
       </w:r>
       <w:r>
         <w:rPr>
+          <w:b/>
+          <w:bCs/>
           <w:sz w:val="20"/>
         </w:rPr>
         <w:t>provide</w:t>
       </w:r>
       <w:r>
         <w:rPr>
+          <w:b/>
+          <w:bCs/>
           <w:spacing w:val="40"/>
           <w:sz w:val="20"/>
         </w:rPr>
@@ -20483,12 +19995,16 @@
       </w:r>
       <w:r>
         <w:rPr>
+          <w:b/>
+          <w:bCs/>
           <w:sz w:val="20"/>
         </w:rPr>
         <w:t>enough</w:t>
       </w:r>
       <w:r>
         <w:rPr>
+          <w:b/>
+          <w:bCs/>
           <w:spacing w:val="40"/>
           <w:sz w:val="20"/>
         </w:rPr>
@@ -20496,12 +20012,16 @@
       </w:r>
       <w:r>
         <w:rPr>
+          <w:b/>
+          <w:bCs/>
           <w:sz w:val="20"/>
         </w:rPr>
         <w:t>information</w:t>
       </w:r>
       <w:r>
         <w:rPr>
+          <w:b/>
+          <w:bCs/>
           <w:spacing w:val="40"/>
           <w:sz w:val="20"/>
         </w:rPr>
@@ -20509,12 +20029,16 @@
       </w:r>
       <w:r>
         <w:rPr>
+          <w:b/>
+          <w:bCs/>
           <w:sz w:val="20"/>
         </w:rPr>
         <w:t>to</w:t>
       </w:r>
       <w:r>
         <w:rPr>
+          <w:b/>
+          <w:bCs/>
           <w:spacing w:val="40"/>
           <w:sz w:val="20"/>
         </w:rPr>
@@ -20522,12 +20046,16 @@
       </w:r>
       <w:r>
         <w:rPr>
+          <w:b/>
+          <w:bCs/>
           <w:sz w:val="20"/>
         </w:rPr>
         <w:t>satisfy</w:t>
       </w:r>
       <w:r>
         <w:rPr>
+          <w:b/>
+          <w:bCs/>
           <w:spacing w:val="40"/>
           <w:sz w:val="20"/>
         </w:rPr>
@@ -20535,12 +20063,16 @@
       </w:r>
       <w:r>
         <w:rPr>
+          <w:b/>
+          <w:bCs/>
           <w:sz w:val="20"/>
         </w:rPr>
         <w:t>all</w:t>
       </w:r>
       <w:r>
         <w:rPr>
+          <w:b/>
+          <w:bCs/>
           <w:spacing w:val="40"/>
           <w:sz w:val="20"/>
         </w:rPr>
@@ -20548,12 +20080,16 @@
       </w:r>
       <w:r>
         <w:rPr>
+          <w:b/>
+          <w:bCs/>
           <w:sz w:val="20"/>
         </w:rPr>
         <w:t>five</w:t>
       </w:r>
       <w:r>
         <w:rPr>
+          <w:b/>
+          <w:bCs/>
           <w:spacing w:val="40"/>
           <w:sz w:val="20"/>
         </w:rPr>
@@ -20561,12 +20097,16 @@
       </w:r>
       <w:r>
         <w:rPr>
+          <w:b/>
+          <w:bCs/>
           <w:sz w:val="20"/>
         </w:rPr>
         <w:t>business</w:t>
       </w:r>
       <w:r>
         <w:rPr>
+          <w:b/>
+          <w:bCs/>
           <w:spacing w:val="40"/>
           <w:sz w:val="20"/>
         </w:rPr>
@@ -20574,11 +20114,49 @@
       </w:r>
       <w:r>
         <w:rPr>
+          <w:b/>
+          <w:bCs/>
           <w:spacing w:val="-2"/>
           <w:sz w:val="20"/>
         </w:rPr>
         <w:t>requirements?</w:t>
       </w:r>
+    </w:p>
+    <w:p>
+      <w:pPr>
+        <w:pStyle w:val="Prrafodelista"/>
+        <w:tabs>
+          <w:tab w:val="left" w:pos="621"/>
+          <w:tab w:val="left" w:pos="789"/>
+        </w:tabs>
+        <w:spacing w:line="276" w:lineRule="auto"/>
+        <w:ind w:left="621" w:right="1346" w:firstLine="0"/>
+        <w:rPr>
+          <w:spacing w:val="-2"/>
+          <w:sz w:val="20"/>
+        </w:rPr>
+      </w:pPr>
+      <w:r>
+        <w:rPr>
+          <w:spacing w:val="-2"/>
+          <w:sz w:val="20"/>
+        </w:rPr>
+        <w:t>Yes, the star schema contains all required dimensions and measures to completely and accurately answer the business questions.</w:t>
+      </w:r>
+    </w:p>
+    <w:p>
+      <w:pPr>
+        <w:pStyle w:val="Prrafodelista"/>
+        <w:tabs>
+          <w:tab w:val="left" w:pos="621"/>
+          <w:tab w:val="left" w:pos="789"/>
+        </w:tabs>
+        <w:spacing w:line="276" w:lineRule="auto"/>
+        <w:ind w:left="621" w:right="1346" w:firstLine="0"/>
+        <w:rPr>
+          <w:sz w:val="20"/>
+        </w:rPr>
+      </w:pPr>
     </w:p>
     <w:p>
       <w:pPr>
@@ -20594,6 +20172,8 @@
         <w:spacing w:before="0" w:line="276" w:lineRule="auto"/>
         <w:ind w:right="1348" w:hanging="173"/>
         <w:rPr>
+          <w:b/>
+          <w:bCs/>
           <w:sz w:val="20"/>
         </w:rPr>
       </w:pPr>
@@ -20602,10 +20182,19 @@
           <w:sz w:val="20"/>
         </w:rPr>
         <w:tab/>
+      </w:r>
+      <w:r>
+        <w:rPr>
+          <w:b/>
+          <w:bCs/>
+          <w:sz w:val="20"/>
+        </w:rPr>
         <w:t>Does</w:t>
       </w:r>
       <w:r>
         <w:rPr>
+          <w:b/>
+          <w:bCs/>
           <w:spacing w:val="68"/>
           <w:sz w:val="20"/>
         </w:rPr>
@@ -20613,12 +20202,16 @@
       </w:r>
       <w:r>
         <w:rPr>
+          <w:b/>
+          <w:bCs/>
           <w:sz w:val="20"/>
         </w:rPr>
         <w:t>the</w:t>
       </w:r>
       <w:r>
         <w:rPr>
+          <w:b/>
+          <w:bCs/>
           <w:spacing w:val="68"/>
           <w:sz w:val="20"/>
         </w:rPr>
@@ -20626,12 +20219,16 @@
       </w:r>
       <w:r>
         <w:rPr>
+          <w:b/>
+          <w:bCs/>
           <w:sz w:val="20"/>
         </w:rPr>
         <w:t>dimensional</w:t>
       </w:r>
       <w:r>
         <w:rPr>
+          <w:b/>
+          <w:bCs/>
           <w:spacing w:val="66"/>
           <w:sz w:val="20"/>
         </w:rPr>
@@ -20639,12 +20236,16 @@
       </w:r>
       <w:r>
         <w:rPr>
+          <w:b/>
+          <w:bCs/>
           <w:sz w:val="20"/>
         </w:rPr>
         <w:t>model</w:t>
       </w:r>
       <w:r>
         <w:rPr>
+          <w:b/>
+          <w:bCs/>
           <w:spacing w:val="68"/>
           <w:sz w:val="20"/>
         </w:rPr>
@@ -20652,12 +20253,16 @@
       </w:r>
       <w:r>
         <w:rPr>
+          <w:b/>
+          <w:bCs/>
           <w:sz w:val="20"/>
         </w:rPr>
         <w:t>contain</w:t>
       </w:r>
       <w:r>
         <w:rPr>
+          <w:b/>
+          <w:bCs/>
           <w:spacing w:val="66"/>
           <w:sz w:val="20"/>
         </w:rPr>
@@ -20665,12 +20270,16 @@
       </w:r>
       <w:r>
         <w:rPr>
+          <w:b/>
+          <w:bCs/>
           <w:sz w:val="20"/>
         </w:rPr>
         <w:t>elements</w:t>
       </w:r>
       <w:r>
         <w:rPr>
+          <w:b/>
+          <w:bCs/>
           <w:spacing w:val="70"/>
           <w:sz w:val="20"/>
         </w:rPr>
@@ -20678,12 +20287,16 @@
       </w:r>
       <w:r>
         <w:rPr>
+          <w:b/>
+          <w:bCs/>
           <w:sz w:val="20"/>
         </w:rPr>
         <w:t>that</w:t>
       </w:r>
       <w:r>
         <w:rPr>
+          <w:b/>
+          <w:bCs/>
           <w:spacing w:val="68"/>
           <w:sz w:val="20"/>
         </w:rPr>
@@ -20691,12 +20304,16 @@
       </w:r>
       <w:r>
         <w:rPr>
+          <w:b/>
+          <w:bCs/>
           <w:sz w:val="20"/>
         </w:rPr>
         <w:t>are</w:t>
       </w:r>
       <w:r>
         <w:rPr>
+          <w:b/>
+          <w:bCs/>
           <w:spacing w:val="68"/>
           <w:sz w:val="20"/>
         </w:rPr>
@@ -20704,12 +20321,16 @@
       </w:r>
       <w:r>
         <w:rPr>
+          <w:b/>
+          <w:bCs/>
           <w:sz w:val="20"/>
         </w:rPr>
         <w:t>not</w:t>
       </w:r>
       <w:r>
         <w:rPr>
+          <w:b/>
+          <w:bCs/>
           <w:spacing w:val="67"/>
           <w:sz w:val="20"/>
         </w:rPr>
@@ -20717,12 +20338,16 @@
       </w:r>
       <w:r>
         <w:rPr>
+          <w:b/>
+          <w:bCs/>
           <w:sz w:val="20"/>
         </w:rPr>
         <w:t>justified</w:t>
       </w:r>
       <w:r>
         <w:rPr>
+          <w:b/>
+          <w:bCs/>
           <w:spacing w:val="69"/>
           <w:sz w:val="20"/>
         </w:rPr>
@@ -20730,12 +20355,16 @@
       </w:r>
       <w:r>
         <w:rPr>
+          <w:b/>
+          <w:bCs/>
           <w:sz w:val="20"/>
         </w:rPr>
         <w:t>by</w:t>
       </w:r>
       <w:r>
         <w:rPr>
+          <w:b/>
+          <w:bCs/>
           <w:spacing w:val="66"/>
           <w:sz w:val="20"/>
         </w:rPr>
@@ -20743,12 +20372,16 @@
       </w:r>
       <w:r>
         <w:rPr>
+          <w:b/>
+          <w:bCs/>
           <w:sz w:val="20"/>
         </w:rPr>
         <w:t>the</w:t>
       </w:r>
       <w:r>
         <w:rPr>
+          <w:b/>
+          <w:bCs/>
           <w:spacing w:val="68"/>
           <w:sz w:val="20"/>
         </w:rPr>
@@ -20756,17 +20389,55 @@
       </w:r>
       <w:r>
         <w:rPr>
+          <w:b/>
+          <w:bCs/>
           <w:sz w:val="20"/>
         </w:rPr>
         <w:t xml:space="preserve">analytical </w:t>
       </w:r>
       <w:r>
         <w:rPr>
+          <w:b/>
+          <w:bCs/>
           <w:spacing w:val="-2"/>
           <w:sz w:val="20"/>
         </w:rPr>
         <w:t>requirements?</w:t>
       </w:r>
+    </w:p>
+    <w:p>
+      <w:pPr>
+        <w:pStyle w:val="Prrafodelista"/>
+        <w:tabs>
+          <w:tab w:val="left" w:pos="621"/>
+          <w:tab w:val="left" w:pos="809"/>
+        </w:tabs>
+        <w:spacing w:before="0" w:line="276" w:lineRule="auto"/>
+        <w:ind w:left="621" w:right="1348" w:firstLine="0"/>
+        <w:rPr>
+          <w:sz w:val="20"/>
+        </w:rPr>
+      </w:pPr>
+      <w:r>
+        <w:rPr>
+          <w:sz w:val="20"/>
+        </w:rPr>
+        <w:t>No, every dimension table and fact measure is strictly aligned with the analytical requirements.</w:t>
+      </w:r>
+    </w:p>
+    <w:p>
+      <w:pPr>
+        <w:pStyle w:val="Prrafodelista"/>
+        <w:tabs>
+          <w:tab w:val="left" w:pos="621"/>
+          <w:tab w:val="left" w:pos="809"/>
+        </w:tabs>
+        <w:spacing w:before="0" w:line="276" w:lineRule="auto"/>
+        <w:ind w:left="621" w:right="1348" w:firstLine="0"/>
+        <w:rPr>
+          <w:sz w:val="20"/>
+        </w:rPr>
+      </w:pPr>
     </w:p>
     <w:p>
       <w:pPr>
@@ -20781,17 +20452,23 @@
         <w:spacing w:before="1"/>
         <w:ind w:left="663" w:hanging="215"/>
         <w:rPr>
-          <w:sz w:val="20"/>
-        </w:rPr>
-      </w:pPr>
-      <w:r>
-        <w:rPr>
+          <w:b/>
+          <w:bCs/>
+          <w:sz w:val="20"/>
+        </w:rPr>
+      </w:pPr>
+      <w:r>
+        <w:rPr>
+          <w:b/>
+          <w:bCs/>
           <w:sz w:val="20"/>
         </w:rPr>
         <w:t>What</w:t>
       </w:r>
       <w:r>
         <w:rPr>
+          <w:b/>
+          <w:bCs/>
           <w:spacing w:val="-5"/>
           <w:sz w:val="20"/>
         </w:rPr>
@@ -20799,12 +20476,16 @@
       </w:r>
       <w:r>
         <w:rPr>
+          <w:b/>
+          <w:bCs/>
           <w:sz w:val="20"/>
         </w:rPr>
         <w:t>business</w:t>
       </w:r>
       <w:r>
         <w:rPr>
+          <w:b/>
+          <w:bCs/>
           <w:spacing w:val="-5"/>
           <w:sz w:val="20"/>
         </w:rPr>
@@ -20812,12 +20493,16 @@
       </w:r>
       <w:r>
         <w:rPr>
+          <w:b/>
+          <w:bCs/>
           <w:sz w:val="20"/>
         </w:rPr>
         <w:t>decisions</w:t>
       </w:r>
       <w:r>
         <w:rPr>
+          <w:b/>
+          <w:bCs/>
           <w:spacing w:val="-2"/>
           <w:sz w:val="20"/>
         </w:rPr>
@@ -20825,12 +20510,16 @@
       </w:r>
       <w:r>
         <w:rPr>
+          <w:b/>
+          <w:bCs/>
           <w:sz w:val="20"/>
         </w:rPr>
         <w:t>can</w:t>
       </w:r>
       <w:r>
         <w:rPr>
+          <w:b/>
+          <w:bCs/>
           <w:spacing w:val="-6"/>
           <w:sz w:val="20"/>
         </w:rPr>
@@ -20838,12 +20527,16 @@
       </w:r>
       <w:r>
         <w:rPr>
+          <w:b/>
+          <w:bCs/>
           <w:sz w:val="20"/>
         </w:rPr>
         <w:t>now</w:t>
       </w:r>
       <w:r>
         <w:rPr>
+          <w:b/>
+          <w:bCs/>
           <w:spacing w:val="-4"/>
           <w:sz w:val="20"/>
         </w:rPr>
@@ -20851,12 +20544,16 @@
       </w:r>
       <w:r>
         <w:rPr>
+          <w:b/>
+          <w:bCs/>
           <w:sz w:val="20"/>
         </w:rPr>
         <w:t>be</w:t>
       </w:r>
       <w:r>
         <w:rPr>
+          <w:b/>
+          <w:bCs/>
           <w:spacing w:val="-2"/>
           <w:sz w:val="20"/>
         </w:rPr>
@@ -20864,12 +20561,16 @@
       </w:r>
       <w:r>
         <w:rPr>
+          <w:b/>
+          <w:bCs/>
           <w:sz w:val="20"/>
         </w:rPr>
         <w:t>supported</w:t>
       </w:r>
       <w:r>
         <w:rPr>
+          <w:b/>
+          <w:bCs/>
           <w:spacing w:val="-4"/>
           <w:sz w:val="20"/>
         </w:rPr>
@@ -20877,12 +20578,16 @@
       </w:r>
       <w:r>
         <w:rPr>
+          <w:b/>
+          <w:bCs/>
           <w:sz w:val="20"/>
         </w:rPr>
         <w:t>by</w:t>
       </w:r>
       <w:r>
         <w:rPr>
+          <w:b/>
+          <w:bCs/>
           <w:spacing w:val="-6"/>
           <w:sz w:val="20"/>
         </w:rPr>
@@ -20890,12 +20595,16 @@
       </w:r>
       <w:r>
         <w:rPr>
+          <w:b/>
+          <w:bCs/>
           <w:sz w:val="20"/>
         </w:rPr>
         <w:t>the</w:t>
       </w:r>
       <w:r>
         <w:rPr>
+          <w:b/>
+          <w:bCs/>
           <w:spacing w:val="-4"/>
           <w:sz w:val="20"/>
         </w:rPr>
@@ -20903,12 +20612,16 @@
       </w:r>
       <w:r>
         <w:rPr>
+          <w:b/>
+          <w:bCs/>
           <w:sz w:val="20"/>
         </w:rPr>
         <w:t>implemented</w:t>
       </w:r>
       <w:r>
         <w:rPr>
+          <w:b/>
+          <w:bCs/>
           <w:spacing w:val="-6"/>
           <w:sz w:val="20"/>
         </w:rPr>
@@ -20916,16 +20629,40 @@
       </w:r>
       <w:r>
         <w:rPr>
+          <w:b/>
+          <w:bCs/>
           <w:sz w:val="20"/>
         </w:rPr>
         <w:t>analytical</w:t>
       </w:r>
       <w:r>
         <w:rPr>
+          <w:b/>
+          <w:bCs/>
           <w:spacing w:val="-2"/>
           <w:sz w:val="20"/>
         </w:rPr>
         <w:t xml:space="preserve"> system?</w:t>
+      </w:r>
+    </w:p>
+    <w:p>
+      <w:pPr>
+        <w:pStyle w:val="Prrafodelista"/>
+        <w:tabs>
+          <w:tab w:val="left" w:pos="663"/>
+        </w:tabs>
+        <w:spacing w:before="1"/>
+        <w:ind w:firstLine="0"/>
+        <w:rPr>
+          <w:sz w:val="20"/>
+        </w:rPr>
+      </w:pPr>
+      <w:r>
+        <w:rPr>
+          <w:spacing w:val="-2"/>
+          <w:sz w:val="20"/>
+        </w:rPr>
+        <w:t>It supports optimizing geographic sourcing investments, recalibrating the difficulty or focus of technical assessment, and directing recruitment efforts toward high-conversion candidate profiles.</w:t>
       </w:r>
     </w:p>
     <w:p>
@@ -21369,7 +21106,6 @@
         </w:rPr>
         <w:t xml:space="preserve"> </w:t>
       </w:r>
-      <w:proofErr w:type="spellStart"/>
       <w:r>
         <w:rPr>
           <w:rFonts w:ascii="Courier New" w:hAnsi="Courier New"/>
@@ -21378,7 +21114,6 @@
         </w:rPr>
         <w:t>data_profiling.ipynb</w:t>
       </w:r>
-      <w:proofErr w:type="spellEnd"/>
     </w:p>
     <w:p>
       <w:pPr>
@@ -21422,23 +21157,13 @@
         </w:rPr>
         <w:t xml:space="preserve"> </w:t>
       </w:r>
-      <w:proofErr w:type="spellStart"/>
       <w:r>
         <w:rPr>
           <w:rFonts w:ascii="Courier New" w:hAnsi="Courier New"/>
           <w:spacing w:val="-4"/>
           <w:sz w:val="17"/>
         </w:rPr>
-        <w:t>src</w:t>
-      </w:r>
-      <w:proofErr w:type="spellEnd"/>
-      <w:r>
-        <w:rPr>
-          <w:rFonts w:ascii="Courier New" w:hAnsi="Courier New"/>
-          <w:spacing w:val="-4"/>
-          <w:sz w:val="17"/>
-        </w:rPr>
-        <w:t>/</w:t>
+        <w:t>src/</w:t>
       </w:r>
     </w:p>
     <w:p>
@@ -21459,6 +21184,7 @@
           <w:spacing w:val="-10"/>
           <w:sz w:val="17"/>
         </w:rPr>
+        <w:lastRenderedPageBreak/>
         <w:t>│</w:t>
       </w:r>
       <w:r>
@@ -21708,23 +21434,13 @@
         </w:rPr>
         <w:t xml:space="preserve"> </w:t>
       </w:r>
-      <w:proofErr w:type="spellStart"/>
       <w:r>
         <w:rPr>
           <w:rFonts w:ascii="Courier New" w:hAnsi="Courier New"/>
           <w:spacing w:val="-4"/>
           <w:sz w:val="17"/>
         </w:rPr>
-        <w:t>sql</w:t>
-      </w:r>
-      <w:proofErr w:type="spellEnd"/>
-      <w:r>
-        <w:rPr>
-          <w:rFonts w:ascii="Courier New" w:hAnsi="Courier New"/>
-          <w:spacing w:val="-4"/>
-          <w:sz w:val="17"/>
-        </w:rPr>
-        <w:t>/</w:t>
+        <w:t>sql/</w:t>
       </w:r>
     </w:p>
     <w:p>
@@ -21763,7 +21479,6 @@
         </w:rPr>
         <w:t xml:space="preserve"> </w:t>
       </w:r>
-      <w:proofErr w:type="spellStart"/>
       <w:r>
         <w:rPr>
           <w:rFonts w:ascii="Courier New" w:hAnsi="Courier New"/>
@@ -21772,7 +21487,6 @@
         </w:rPr>
         <w:t>create_tables.sql</w:t>
       </w:r>
-      <w:proofErr w:type="spellEnd"/>
     </w:p>
     <w:p>
       <w:pPr>
@@ -21810,7 +21524,6 @@
         </w:rPr>
         <w:t xml:space="preserve"> </w:t>
       </w:r>
-      <w:proofErr w:type="spellStart"/>
       <w:r>
         <w:rPr>
           <w:rFonts w:ascii="Courier New" w:hAnsi="Courier New"/>
@@ -21819,7 +21532,6 @@
         </w:rPr>
         <w:t>analytical_queries.sql</w:t>
       </w:r>
-      <w:proofErr w:type="spellEnd"/>
     </w:p>
     <w:p>
       <w:pPr>
@@ -21908,7 +21620,6 @@
         </w:rPr>
         <w:t xml:space="preserve"> </w:t>
       </w:r>
-      <w:proofErr w:type="spellStart"/>
       <w:r>
         <w:rPr>
           <w:rFonts w:ascii="Courier New" w:hAnsi="Courier New"/>
@@ -21917,7 +21628,6 @@
         </w:rPr>
         <w:t>recruitment_dw.db</w:t>
       </w:r>
-      <w:proofErr w:type="spellEnd"/>
     </w:p>
     <w:p>
       <w:pPr>
@@ -22194,18 +21904,8 @@
           <w:spacing w:val="-2"/>
           <w:sz w:val="17"/>
         </w:rPr>
-        <w:t>.</w:t>
-      </w:r>
-      <w:proofErr w:type="spellStart"/>
-      <w:r>
-        <w:rPr>
-          <w:rFonts w:ascii="Courier New" w:hAnsi="Courier New"/>
-          <w:spacing w:val="-2"/>
-          <w:sz w:val="17"/>
-        </w:rPr>
-        <w:t>gitignore</w:t>
-      </w:r>
-      <w:proofErr w:type="spellEnd"/>
+        <w:t>.gitignore</w:t>
+      </w:r>
     </w:p>
     <w:p>
       <w:pPr>

--- a/docs/ETL_2026-2_Workshop-1.docx
+++ b/docs/ETL_2026-2_Workshop-1.docx
@@ -4007,9 +4007,11 @@
         </w:rPr>
         <w:t xml:space="preserve"> </w:t>
       </w:r>
+      <w:proofErr w:type="gramStart"/>
       <w:r>
         <w:t>propose</w:t>
       </w:r>
+      <w:proofErr w:type="gramEnd"/>
       <w:r>
         <w:rPr>
           <w:spacing w:val="-5"/>
@@ -9647,6 +9649,9 @@
         <w:pStyle w:val="Textoindependiente"/>
         <w:spacing w:before="2"/>
         <w:ind w:left="261"/>
+        <w:rPr>
+          <w:spacing w:val="-2"/>
+        </w:rPr>
       </w:pPr>
       <w:r>
         <w:t>Document</w:t>
@@ -9689,6 +9694,209 @@
           <w:spacing w:val="-2"/>
         </w:rPr>
         <w:t>findings.</w:t>
+      </w:r>
+    </w:p>
+    <w:p>
+      <w:pPr>
+        <w:pStyle w:val="Textoindependiente"/>
+        <w:spacing w:before="2"/>
+        <w:ind w:left="261"/>
+        <w:rPr>
+          <w:spacing w:val="-2"/>
+        </w:rPr>
+      </w:pPr>
+    </w:p>
+    <w:p>
+      <w:pPr>
+        <w:pStyle w:val="Textoindependiente"/>
+        <w:spacing w:before="2"/>
+        <w:ind w:left="261"/>
+        <w:rPr>
+          <w:b/>
+          <w:bCs/>
+        </w:rPr>
+      </w:pPr>
+      <w:r>
+        <w:rPr>
+          <w:b/>
+          <w:bCs/>
+        </w:rPr>
+        <w:t>Summary of Findings</w:t>
+      </w:r>
+    </w:p>
+    <w:p>
+      <w:pPr>
+        <w:pStyle w:val="Textoindependiente"/>
+        <w:spacing w:before="2"/>
+        <w:ind w:left="261"/>
+      </w:pPr>
+    </w:p>
+    <w:p>
+      <w:pPr>
+        <w:pStyle w:val="Textoindependiente"/>
+        <w:spacing w:before="2"/>
+        <w:ind w:left="261"/>
+      </w:pPr>
+      <w:r>
+        <w:rPr>
+          <w:b/>
+          <w:bCs/>
+        </w:rPr>
+        <w:t>- Volume:</w:t>
+      </w:r>
+      <w:r>
+        <w:t xml:space="preserve"> 50,000 records, 10 columns (one row per application).</w:t>
+      </w:r>
+    </w:p>
+    <w:p>
+      <w:pPr>
+        <w:pStyle w:val="Textoindependiente"/>
+        <w:spacing w:before="2"/>
+        <w:ind w:left="261"/>
+      </w:pPr>
+      <w:r>
+        <w:rPr>
+          <w:b/>
+          <w:bCs/>
+        </w:rPr>
+        <w:t>- Data types</w:t>
+      </w:r>
+      <w:r>
+        <w:t>: Application Date arrives as text (`YYYY-MM-DD`) and needs to be cast to datetime during the transformation phase. Scores and years of experience are already integers, and the rest are text.</w:t>
+      </w:r>
+    </w:p>
+    <w:p>
+      <w:pPr>
+        <w:pStyle w:val="Textoindependiente"/>
+        <w:spacing w:before="2"/>
+        <w:ind w:left="261"/>
+      </w:pPr>
+      <w:r>
+        <w:rPr>
+          <w:b/>
+          <w:bCs/>
+        </w:rPr>
+        <w:t>- Data quality:</w:t>
+      </w:r>
+      <w:r>
+        <w:t xml:space="preserve"> Zero nulls across the entire dataset. No exact duplicate rows. There are 167 repeated emails (repeat applicants), but they are kept because the table is modeled at the *application* level, not unique candidates.</w:t>
+      </w:r>
+    </w:p>
+    <w:p>
+      <w:pPr>
+        <w:pStyle w:val="Textoindependiente"/>
+        <w:spacing w:before="2"/>
+        <w:ind w:left="261"/>
+      </w:pPr>
+      <w:r>
+        <w:rPr>
+          <w:b/>
+          <w:bCs/>
+        </w:rPr>
+        <w:t>- Date range:</w:t>
+      </w:r>
+      <w:r>
+        <w:t xml:space="preserve"> </w:t>
+      </w:r>
+      <w:r>
+        <w:t>From 2018-01-01 to 2022-07-04. Dates are clean.</w:t>
+      </w:r>
+    </w:p>
+    <w:p>
+      <w:pPr>
+        <w:pStyle w:val="Textoindependiente"/>
+        <w:spacing w:before="2"/>
+        <w:ind w:left="261"/>
+      </w:pPr>
+      <w:r>
+        <w:rPr>
+          <w:b/>
+          <w:bCs/>
+        </w:rPr>
+        <w:t>- Seniority:</w:t>
+      </w:r>
+      <w:r>
+        <w:t xml:space="preserve"> 7 well-defined levels (`Trainee`, `Intern`, `Junior`, `Mid-Level`, `Senior`, `Lead`, `Architect`).</w:t>
+      </w:r>
+    </w:p>
+    <w:p>
+      <w:pPr>
+        <w:pStyle w:val="Textoindependiente"/>
+        <w:spacing w:before="2"/>
+        <w:ind w:left="261"/>
+      </w:pPr>
+      <w:r>
+        <w:rPr>
+          <w:b/>
+          <w:bCs/>
+        </w:rPr>
+        <w:t>- Technology &amp; Country:</w:t>
+      </w:r>
+      <w:r>
+        <w:t xml:space="preserve"> 24 unique technologies and 244 countries.</w:t>
+      </w:r>
+    </w:p>
+    <w:p>
+      <w:pPr>
+        <w:pStyle w:val="Textoindependiente"/>
+        <w:spacing w:before="2"/>
+        <w:ind w:left="261"/>
+      </w:pPr>
+      <w:r>
+        <w:rPr>
+          <w:b/>
+          <w:bCs/>
+        </w:rPr>
+        <w:t>- Years of Experience (YOE):</w:t>
+      </w:r>
+      <w:r>
+        <w:t xml:space="preserve"> Ranges from 0 to 30 years. Group them into bands (Entry, Junior, Mid, Senior, Expert) inside `</w:t>
+      </w:r>
+      <w:proofErr w:type="spellStart"/>
+      <w:r>
+        <w:t>DimCandidateProfile</w:t>
+      </w:r>
+      <w:proofErr w:type="spellEnd"/>
+      <w:r>
+        <w:t>`.</w:t>
+      </w:r>
+    </w:p>
+    <w:p>
+      <w:pPr>
+        <w:pStyle w:val="Textoindependiente"/>
+        <w:spacing w:before="2"/>
+        <w:ind w:left="261"/>
+      </w:pPr>
+      <w:r>
+        <w:rPr>
+          <w:b/>
+          <w:bCs/>
+        </w:rPr>
+        <w:t>- Scores:</w:t>
+      </w:r>
+      <w:r>
+        <w:t xml:space="preserve"> Code and technical interview scores are within the expected 0–10 range, with no negative or out-of-</w:t>
+      </w:r>
+      <w:r>
+        <w:lastRenderedPageBreak/>
+        <w:t>bounds values.</w:t>
+      </w:r>
+    </w:p>
+    <w:p>
+      <w:pPr>
+        <w:pStyle w:val="Textoindependiente"/>
+        <w:spacing w:before="2"/>
+        <w:ind w:left="261"/>
+      </w:pPr>
+      <w:r>
+        <w:rPr>
+          <w:b/>
+          <w:bCs/>
+        </w:rPr>
+        <w:t>- Key Business Rule:</w:t>
+      </w:r>
+      <w:r>
+        <w:t xml:space="preserve"> Candidates are considered hired (HIRED = 1) if they score &gt;= 7 on both tests (code and technical).</w:t>
       </w:r>
     </w:p>
     <w:p>
@@ -10009,7 +10217,6 @@
         <w:pStyle w:val="Ttulo2"/>
       </w:pPr>
       <w:r>
-        <w:lastRenderedPageBreak/>
         <w:t>Step</w:t>
       </w:r>
       <w:r>
@@ -10204,13 +10411,23 @@
       <w:r>
         <w:t xml:space="preserve">One row in </w:t>
       </w:r>
+      <w:proofErr w:type="spellStart"/>
       <w:r>
         <w:rPr>
           <w:rFonts w:ascii="Times New Roman"/>
           <w:b w:val="0"/>
           <w:u w:val="single"/>
         </w:rPr>
-        <w:t xml:space="preserve">FactApplications </w:t>
+        <w:t>FactApplications</w:t>
+      </w:r>
+      <w:proofErr w:type="spellEnd"/>
+      <w:r>
+        <w:rPr>
+          <w:rFonts w:ascii="Times New Roman"/>
+          <w:b w:val="0"/>
+          <w:u w:val="single"/>
+        </w:rPr>
+        <w:t xml:space="preserve"> </w:t>
       </w:r>
       <w:r>
         <w:rPr>
@@ -10745,6 +10962,7 @@
                 <w:sz w:val="18"/>
               </w:rPr>
             </w:pPr>
+            <w:proofErr w:type="spellStart"/>
             <w:r>
               <w:rPr>
                 <w:rFonts w:ascii="Times New Roman"/>
@@ -10752,6 +10970,7 @@
               </w:rPr>
               <w:t>DimDate</w:t>
             </w:r>
+            <w:proofErr w:type="spellEnd"/>
           </w:p>
         </w:tc>
         <w:tc>
@@ -10787,12 +11006,53 @@
                 <w:sz w:val="18"/>
               </w:rPr>
             </w:pPr>
+            <w:proofErr w:type="spellStart"/>
             <w:r>
               <w:rPr>
                 <w:rFonts w:ascii="Times New Roman"/>
                 <w:sz w:val="18"/>
               </w:rPr>
-              <w:t>Date_key (PK), full_date, day, month, month_name, quarter, year</w:t>
+              <w:t>Date_key</w:t>
+            </w:r>
+            <w:proofErr w:type="spellEnd"/>
+            <w:r>
+              <w:rPr>
+                <w:rFonts w:ascii="Times New Roman"/>
+                <w:sz w:val="18"/>
+              </w:rPr>
+              <w:t xml:space="preserve"> (PK), </w:t>
+            </w:r>
+            <w:proofErr w:type="spellStart"/>
+            <w:r>
+              <w:rPr>
+                <w:rFonts w:ascii="Times New Roman"/>
+                <w:sz w:val="18"/>
+              </w:rPr>
+              <w:t>full_date</w:t>
+            </w:r>
+            <w:proofErr w:type="spellEnd"/>
+            <w:r>
+              <w:rPr>
+                <w:rFonts w:ascii="Times New Roman"/>
+                <w:sz w:val="18"/>
+              </w:rPr>
+              <w:t xml:space="preserve">, day, month, </w:t>
+            </w:r>
+            <w:proofErr w:type="spellStart"/>
+            <w:r>
+              <w:rPr>
+                <w:rFonts w:ascii="Times New Roman"/>
+                <w:sz w:val="18"/>
+              </w:rPr>
+              <w:t>month_name</w:t>
+            </w:r>
+            <w:proofErr w:type="spellEnd"/>
+            <w:r>
+              <w:rPr>
+                <w:rFonts w:ascii="Times New Roman"/>
+                <w:sz w:val="18"/>
+              </w:rPr>
+              <w:t>, quarter, year</w:t>
             </w:r>
           </w:p>
         </w:tc>
@@ -10835,6 +11095,7 @@
                 <w:sz w:val="18"/>
               </w:rPr>
             </w:pPr>
+            <w:proofErr w:type="spellStart"/>
             <w:r>
               <w:rPr>
                 <w:rFonts w:ascii="Times New Roman"/>
@@ -10842,6 +11103,7 @@
               </w:rPr>
               <w:t>DimTechnology</w:t>
             </w:r>
+            <w:proofErr w:type="spellEnd"/>
           </w:p>
         </w:tc>
         <w:tc>
@@ -10877,13 +11139,31 @@
                 <w:sz w:val="18"/>
               </w:rPr>
             </w:pPr>
+            <w:proofErr w:type="spellStart"/>
             <w:r>
               <w:rPr>
                 <w:rFonts w:ascii="Times New Roman"/>
                 <w:sz w:val="18"/>
               </w:rPr>
-              <w:t>Technology_key (PK), technology_name</w:t>
+              <w:t>Technology_key</w:t>
             </w:r>
+            <w:proofErr w:type="spellEnd"/>
+            <w:r>
+              <w:rPr>
+                <w:rFonts w:ascii="Times New Roman"/>
+                <w:sz w:val="18"/>
+              </w:rPr>
+              <w:t xml:space="preserve"> (PK), </w:t>
+            </w:r>
+            <w:proofErr w:type="spellStart"/>
+            <w:r>
+              <w:rPr>
+                <w:rFonts w:ascii="Times New Roman"/>
+                <w:sz w:val="18"/>
+              </w:rPr>
+              <w:t>technology_name</w:t>
+            </w:r>
+            <w:proofErr w:type="spellEnd"/>
           </w:p>
         </w:tc>
         <w:tc>
@@ -10925,6 +11205,7 @@
                 <w:sz w:val="18"/>
               </w:rPr>
             </w:pPr>
+            <w:proofErr w:type="spellStart"/>
             <w:r>
               <w:rPr>
                 <w:rFonts w:ascii="Times New Roman"/>
@@ -10932,6 +11213,7 @@
               </w:rPr>
               <w:t>DimCandidateProfile</w:t>
             </w:r>
+            <w:proofErr w:type="spellEnd"/>
           </w:p>
         </w:tc>
         <w:tc>
@@ -10967,13 +11249,63 @@
                 <w:sz w:val="18"/>
               </w:rPr>
             </w:pPr>
+            <w:proofErr w:type="spellStart"/>
             <w:r>
               <w:rPr>
                 <w:rFonts w:ascii="Times New Roman"/>
                 <w:sz w:val="18"/>
               </w:rPr>
-              <w:t>Profile_key (PK), seniority, yoe_band, yoe_min, yoe_max</w:t>
+              <w:t>Profile_key</w:t>
             </w:r>
+            <w:proofErr w:type="spellEnd"/>
+            <w:r>
+              <w:rPr>
+                <w:rFonts w:ascii="Times New Roman"/>
+                <w:sz w:val="18"/>
+              </w:rPr>
+              <w:t xml:space="preserve"> (PK), seniority, </w:t>
+            </w:r>
+            <w:proofErr w:type="spellStart"/>
+            <w:r>
+              <w:rPr>
+                <w:rFonts w:ascii="Times New Roman"/>
+                <w:sz w:val="18"/>
+              </w:rPr>
+              <w:t>yoe_band</w:t>
+            </w:r>
+            <w:proofErr w:type="spellEnd"/>
+            <w:r>
+              <w:rPr>
+                <w:rFonts w:ascii="Times New Roman"/>
+                <w:sz w:val="18"/>
+              </w:rPr>
+              <w:t xml:space="preserve">, </w:t>
+            </w:r>
+            <w:proofErr w:type="spellStart"/>
+            <w:r>
+              <w:rPr>
+                <w:rFonts w:ascii="Times New Roman"/>
+                <w:sz w:val="18"/>
+              </w:rPr>
+              <w:t>yoe_min</w:t>
+            </w:r>
+            <w:proofErr w:type="spellEnd"/>
+            <w:r>
+              <w:rPr>
+                <w:rFonts w:ascii="Times New Roman"/>
+                <w:sz w:val="18"/>
+              </w:rPr>
+              <w:t xml:space="preserve">, </w:t>
+            </w:r>
+            <w:proofErr w:type="spellStart"/>
+            <w:r>
+              <w:rPr>
+                <w:rFonts w:ascii="Times New Roman"/>
+                <w:sz w:val="18"/>
+              </w:rPr>
+              <w:t>yoe_max</w:t>
+            </w:r>
+            <w:proofErr w:type="spellEnd"/>
           </w:p>
         </w:tc>
         <w:tc>
@@ -11015,6 +11347,7 @@
                 <w:sz w:val="18"/>
               </w:rPr>
             </w:pPr>
+            <w:proofErr w:type="spellStart"/>
             <w:r>
               <w:rPr>
                 <w:rFonts w:ascii="Times New Roman"/>
@@ -11022,6 +11355,7 @@
               </w:rPr>
               <w:t>DimCountry</w:t>
             </w:r>
+            <w:proofErr w:type="spellEnd"/>
           </w:p>
         </w:tc>
         <w:tc>
@@ -11057,13 +11391,31 @@
                 <w:sz w:val="18"/>
               </w:rPr>
             </w:pPr>
+            <w:proofErr w:type="spellStart"/>
             <w:r>
               <w:rPr>
                 <w:rFonts w:ascii="Times New Roman"/>
                 <w:sz w:val="18"/>
               </w:rPr>
-              <w:t>Country_key (PK), country_name</w:t>
+              <w:t>Country_key</w:t>
             </w:r>
+            <w:proofErr w:type="spellEnd"/>
+            <w:r>
+              <w:rPr>
+                <w:rFonts w:ascii="Times New Roman"/>
+                <w:sz w:val="18"/>
+              </w:rPr>
+              <w:t xml:space="preserve"> (PK), </w:t>
+            </w:r>
+            <w:proofErr w:type="spellStart"/>
+            <w:r>
+              <w:rPr>
+                <w:rFonts w:ascii="Times New Roman"/>
+                <w:sz w:val="18"/>
+              </w:rPr>
+              <w:t>country_name</w:t>
+            </w:r>
+            <w:proofErr w:type="spellEnd"/>
           </w:p>
         </w:tc>
         <w:tc>
@@ -11103,7 +11455,15 @@
         <w:t xml:space="preserve">Note: </w:t>
       </w:r>
       <w:r>
-        <w:t>I combined seniority + YOE into a single dimension (DimCandidateProfile), because R3 always asks for them combined and YOE is continuous numerical data. I grouped it into bands (Entry 0-2, Junior 3-5, Mid 6-9, Senior 10-15, Expert 16+) to make it a useful categorical dimension rather. I did not create a separate dimension for R5 because both scores are fact measures, not descriptive context attributes.</w:t>
+        <w:t>I combined seniority + YOE into a single dimension (</w:t>
+      </w:r>
+      <w:proofErr w:type="spellStart"/>
+      <w:r>
+        <w:t>DimCandidateProfile</w:t>
+      </w:r>
+      <w:proofErr w:type="spellEnd"/>
+      <w:r>
+        <w:t>), because R3 always asks for them combined and YOE is continuous numerical data. I grouped it into bands (Entry 0-2, Junior 3-5, Mid 6-9, Senior 10-15, Expert 16+) to make it a useful categorical dimension rather. I did not create a separate dimension for R5 because both scores are fact measures, not descriptive context attributes.</w:t>
       </w:r>
     </w:p>
     <w:p>
@@ -11708,6 +12068,7 @@
                 <w:sz w:val="18"/>
               </w:rPr>
             </w:pPr>
+            <w:proofErr w:type="spellStart"/>
             <w:r>
               <w:rPr>
                 <w:rFonts w:ascii="Times New Roman"/>
@@ -11715,6 +12076,7 @@
               </w:rPr>
               <w:t>is_hired</w:t>
             </w:r>
+            <w:proofErr w:type="spellEnd"/>
           </w:p>
         </w:tc>
         <w:tc>
@@ -11755,7 +12117,39 @@
                 <w:rFonts w:ascii="Times New Roman"/>
                 <w:sz w:val="18"/>
               </w:rPr>
-              <w:t>Derived: (code_challenge_score &gt;= 7) AND (technical_interview_score &gt;= 7) = 1, otherwise = 0</w:t>
+              <w:t>Derived: (</w:t>
+            </w:r>
+            <w:proofErr w:type="spellStart"/>
+            <w:r>
+              <w:rPr>
+                <w:rFonts w:ascii="Times New Roman"/>
+                <w:sz w:val="18"/>
+              </w:rPr>
+              <w:t>code_challenge_score</w:t>
+            </w:r>
+            <w:proofErr w:type="spellEnd"/>
+            <w:r>
+              <w:rPr>
+                <w:rFonts w:ascii="Times New Roman"/>
+                <w:sz w:val="18"/>
+              </w:rPr>
+              <w:t xml:space="preserve"> &gt;= 7) AND (</w:t>
+            </w:r>
+            <w:proofErr w:type="spellStart"/>
+            <w:r>
+              <w:rPr>
+                <w:rFonts w:ascii="Times New Roman"/>
+                <w:sz w:val="18"/>
+              </w:rPr>
+              <w:t>technical_interview_score</w:t>
+            </w:r>
+            <w:proofErr w:type="spellEnd"/>
+            <w:r>
+              <w:rPr>
+                <w:rFonts w:ascii="Times New Roman"/>
+                <w:sz w:val="18"/>
+              </w:rPr>
+              <w:t xml:space="preserve"> &gt;= 7) = 1, otherwise = 0</w:t>
             </w:r>
           </w:p>
         </w:tc>
@@ -11797,6 +12191,7 @@
                 <w:sz w:val="18"/>
               </w:rPr>
             </w:pPr>
+            <w:proofErr w:type="spellStart"/>
             <w:r>
               <w:rPr>
                 <w:rFonts w:ascii="Times New Roman"/>
@@ -11804,6 +12199,7 @@
               </w:rPr>
               <w:t>code_challenge_score</w:t>
             </w:r>
+            <w:proofErr w:type="spellEnd"/>
           </w:p>
         </w:tc>
         <w:tc>
@@ -11886,6 +12282,7 @@
                 <w:sz w:val="18"/>
               </w:rPr>
             </w:pPr>
+            <w:proofErr w:type="spellStart"/>
             <w:r>
               <w:rPr>
                 <w:rFonts w:ascii="Times New Roman"/>
@@ -11893,6 +12290,7 @@
               </w:rPr>
               <w:t>technical_interview_score</w:t>
             </w:r>
+            <w:proofErr w:type="spellEnd"/>
           </w:p>
         </w:tc>
         <w:tc>
@@ -11975,6 +12373,7 @@
                 <w:sz w:val="18"/>
               </w:rPr>
             </w:pPr>
+            <w:proofErr w:type="spellStart"/>
             <w:r>
               <w:rPr>
                 <w:rFonts w:ascii="Times New Roman"/>
@@ -11982,6 +12381,7 @@
               </w:rPr>
               <w:t>score_gap</w:t>
             </w:r>
+            <w:proofErr w:type="spellEnd"/>
           </w:p>
         </w:tc>
         <w:tc>
@@ -12031,12 +12431,21 @@
                 <w:sz w:val="18"/>
               </w:rPr>
             </w:pPr>
+            <w:proofErr w:type="spellStart"/>
             <w:r>
               <w:rPr>
                 <w:rFonts w:ascii="Times New Roman"/>
                 <w:sz w:val="18"/>
               </w:rPr>
-              <w:t xml:space="preserve">Technical_interview_score </w:t>
+              <w:t>Technical_interview_score</w:t>
+            </w:r>
+            <w:proofErr w:type="spellEnd"/>
+            <w:r>
+              <w:rPr>
+                <w:rFonts w:ascii="Times New Roman"/>
+                <w:sz w:val="18"/>
+              </w:rPr>
+              <w:t xml:space="preserve"> </w:t>
             </w:r>
             <w:r>
               <w:rPr>
@@ -12050,8 +12459,17 @@
                 <w:rFonts w:ascii="Times New Roman"/>
                 <w:sz w:val="18"/>
               </w:rPr>
-              <w:t xml:space="preserve"> code_challenge_score</w:t>
+              <w:t xml:space="preserve"> </w:t>
             </w:r>
+            <w:proofErr w:type="spellStart"/>
+            <w:r>
+              <w:rPr>
+                <w:rFonts w:ascii="Times New Roman"/>
+                <w:sz w:val="18"/>
+              </w:rPr>
+              <w:t>code_challenge_score</w:t>
+            </w:r>
+            <w:proofErr w:type="spellEnd"/>
           </w:p>
         </w:tc>
         <w:tc>
@@ -12097,12 +12515,53 @@
       <w:r>
         <w:t xml:space="preserve">Note: </w:t>
       </w:r>
+      <w:proofErr w:type="spellStart"/>
       <w:r>
         <w:rPr>
           <w:b w:val="0"/>
           <w:bCs w:val="0"/>
         </w:rPr>
-        <w:t>code_challenge_score and technical_interview_score are not additive measures. They are stored at the grain level to calculate averages (AVG) and aggregated comparisons in queries. Is_hired is fully additive (SUM = total hires count, and AVG = hire rate).</w:t>
+        <w:t>code_challenge_score</w:t>
+      </w:r>
+      <w:proofErr w:type="spellEnd"/>
+      <w:r>
+        <w:rPr>
+          <w:b w:val="0"/>
+          <w:bCs w:val="0"/>
+        </w:rPr>
+        <w:t xml:space="preserve"> and </w:t>
+      </w:r>
+      <w:proofErr w:type="spellStart"/>
+      <w:r>
+        <w:rPr>
+          <w:b w:val="0"/>
+          <w:bCs w:val="0"/>
+        </w:rPr>
+        <w:t>technical_interview_score</w:t>
+      </w:r>
+      <w:proofErr w:type="spellEnd"/>
+      <w:r>
+        <w:rPr>
+          <w:b w:val="0"/>
+          <w:bCs w:val="0"/>
+        </w:rPr>
+        <w:t xml:space="preserve"> are not additive measures. They are stored at the grain level to calculate averages (AVG) and aggregated comparisons in queries. </w:t>
+      </w:r>
+      <w:proofErr w:type="spellStart"/>
+      <w:r>
+        <w:rPr>
+          <w:b w:val="0"/>
+          <w:bCs w:val="0"/>
+        </w:rPr>
+        <w:t>Is_hired</w:t>
+      </w:r>
+      <w:proofErr w:type="spellEnd"/>
+      <w:r>
+        <w:rPr>
+          <w:b w:val="0"/>
+          <w:bCs w:val="0"/>
+        </w:rPr>
+        <w:t xml:space="preserve"> is fully additive (SUM = total hires count, and AVG = hire rate).</w:t>
       </w:r>
     </w:p>
     <w:p>
@@ -12522,7 +12981,71 @@
           <w:spacing w:val="-2"/>
           <w:sz w:val="20"/>
         </w:rPr>
-        <w:t xml:space="preserve"> (date_key, technology_key, profile_key, country_key)</w:t>
+        <w:t xml:space="preserve"> (</w:t>
+      </w:r>
+      <w:proofErr w:type="spellStart"/>
+      <w:r>
+        <w:rPr>
+          <w:spacing w:val="-2"/>
+          <w:sz w:val="20"/>
+        </w:rPr>
+        <w:t>date_key</w:t>
+      </w:r>
+      <w:proofErr w:type="spellEnd"/>
+      <w:r>
+        <w:rPr>
+          <w:spacing w:val="-2"/>
+          <w:sz w:val="20"/>
+        </w:rPr>
+        <w:t xml:space="preserve">, </w:t>
+      </w:r>
+      <w:proofErr w:type="spellStart"/>
+      <w:r>
+        <w:rPr>
+          <w:spacing w:val="-2"/>
+          <w:sz w:val="20"/>
+        </w:rPr>
+        <w:t>technology_key</w:t>
+      </w:r>
+      <w:proofErr w:type="spellEnd"/>
+      <w:r>
+        <w:rPr>
+          <w:spacing w:val="-2"/>
+          <w:sz w:val="20"/>
+        </w:rPr>
+        <w:t xml:space="preserve">, </w:t>
+      </w:r>
+      <w:proofErr w:type="spellStart"/>
+      <w:r>
+        <w:rPr>
+          <w:spacing w:val="-2"/>
+          <w:sz w:val="20"/>
+        </w:rPr>
+        <w:t>profile_key</w:t>
+      </w:r>
+      <w:proofErr w:type="spellEnd"/>
+      <w:r>
+        <w:rPr>
+          <w:spacing w:val="-2"/>
+          <w:sz w:val="20"/>
+        </w:rPr>
+        <w:t xml:space="preserve">, </w:t>
+      </w:r>
+      <w:proofErr w:type="spellStart"/>
+      <w:r>
+        <w:rPr>
+          <w:spacing w:val="-2"/>
+          <w:sz w:val="20"/>
+        </w:rPr>
+        <w:t>country_key</w:t>
+      </w:r>
+      <w:proofErr w:type="spellEnd"/>
+      <w:r>
+        <w:rPr>
+          <w:spacing w:val="-2"/>
+          <w:sz w:val="20"/>
+        </w:rPr>
+        <w:t>)</w:t>
       </w:r>
     </w:p>
     <w:p>
@@ -12552,7 +13075,71 @@
           <w:spacing w:val="-2"/>
           <w:sz w:val="20"/>
         </w:rPr>
-        <w:t xml:space="preserve"> (code_challenge_score, technical_interview_score, score_gap e is_hired)</w:t>
+        <w:t xml:space="preserve"> (</w:t>
+      </w:r>
+      <w:proofErr w:type="spellStart"/>
+      <w:r>
+        <w:rPr>
+          <w:spacing w:val="-2"/>
+          <w:sz w:val="20"/>
+        </w:rPr>
+        <w:t>code_challenge_score</w:t>
+      </w:r>
+      <w:proofErr w:type="spellEnd"/>
+      <w:r>
+        <w:rPr>
+          <w:spacing w:val="-2"/>
+          <w:sz w:val="20"/>
+        </w:rPr>
+        <w:t xml:space="preserve">, </w:t>
+      </w:r>
+      <w:proofErr w:type="spellStart"/>
+      <w:r>
+        <w:rPr>
+          <w:spacing w:val="-2"/>
+          <w:sz w:val="20"/>
+        </w:rPr>
+        <w:t>technical_interview_score</w:t>
+      </w:r>
+      <w:proofErr w:type="spellEnd"/>
+      <w:r>
+        <w:rPr>
+          <w:spacing w:val="-2"/>
+          <w:sz w:val="20"/>
+        </w:rPr>
+        <w:t xml:space="preserve">, </w:t>
+      </w:r>
+      <w:proofErr w:type="spellStart"/>
+      <w:r>
+        <w:rPr>
+          <w:spacing w:val="-2"/>
+          <w:sz w:val="20"/>
+        </w:rPr>
+        <w:t>score_gap</w:t>
+      </w:r>
+      <w:proofErr w:type="spellEnd"/>
+      <w:r>
+        <w:rPr>
+          <w:spacing w:val="-2"/>
+          <w:sz w:val="20"/>
+        </w:rPr>
+        <w:t xml:space="preserve"> e </w:t>
+      </w:r>
+      <w:proofErr w:type="spellStart"/>
+      <w:r>
+        <w:rPr>
+          <w:spacing w:val="-2"/>
+          <w:sz w:val="20"/>
+        </w:rPr>
+        <w:t>is_hired</w:t>
+      </w:r>
+      <w:proofErr w:type="spellEnd"/>
+      <w:r>
+        <w:rPr>
+          <w:spacing w:val="-2"/>
+          <w:sz w:val="20"/>
+        </w:rPr>
+        <w:t>)</w:t>
       </w:r>
     </w:p>
     <w:p>
@@ -13157,6 +13744,7 @@
                 <w:sz w:val="18"/>
               </w:rPr>
             </w:pPr>
+            <w:proofErr w:type="spellStart"/>
             <w:r>
               <w:rPr>
                 <w:rFonts w:ascii="Times New Roman"/>
@@ -13164,6 +13752,7 @@
               </w:rPr>
               <w:t>is_hired</w:t>
             </w:r>
+            <w:proofErr w:type="spellEnd"/>
           </w:p>
         </w:tc>
         <w:tc>
@@ -13247,6 +13836,7 @@
                 <w:sz w:val="18"/>
               </w:rPr>
             </w:pPr>
+            <w:proofErr w:type="spellStart"/>
             <w:r>
               <w:rPr>
                 <w:rFonts w:ascii="Times New Roman"/>
@@ -13254,6 +13844,7 @@
               </w:rPr>
               <w:t>is_hired</w:t>
             </w:r>
+            <w:proofErr w:type="spellEnd"/>
           </w:p>
         </w:tc>
         <w:tc>
@@ -13337,6 +13928,7 @@
                 <w:sz w:val="18"/>
               </w:rPr>
             </w:pPr>
+            <w:proofErr w:type="spellStart"/>
             <w:r>
               <w:rPr>
                 <w:rFonts w:ascii="Times New Roman"/>
@@ -13344,6 +13936,7 @@
               </w:rPr>
               <w:t>is_hired</w:t>
             </w:r>
+            <w:proofErr w:type="spellEnd"/>
           </w:p>
         </w:tc>
         <w:tc>
@@ -13427,6 +14020,7 @@
                 <w:sz w:val="18"/>
               </w:rPr>
             </w:pPr>
+            <w:proofErr w:type="spellStart"/>
             <w:r>
               <w:rPr>
                 <w:rFonts w:ascii="Times New Roman"/>
@@ -13434,6 +14028,7 @@
               </w:rPr>
               <w:t>is_hired</w:t>
             </w:r>
+            <w:proofErr w:type="spellEnd"/>
           </w:p>
         </w:tc>
         <w:tc>
@@ -13517,13 +14112,63 @@
                 <w:sz w:val="18"/>
               </w:rPr>
             </w:pPr>
+            <w:proofErr w:type="spellStart"/>
             <w:r>
               <w:rPr>
                 <w:rFonts w:ascii="Times New Roman"/>
                 <w:sz w:val="18"/>
               </w:rPr>
-              <w:t>Code_challenge_score, technical_interview_score, score_gap, is_hired</w:t>
+              <w:t>Code_challenge_score</w:t>
             </w:r>
+            <w:proofErr w:type="spellEnd"/>
+            <w:r>
+              <w:rPr>
+                <w:rFonts w:ascii="Times New Roman"/>
+                <w:sz w:val="18"/>
+              </w:rPr>
+              <w:t xml:space="preserve">, </w:t>
+            </w:r>
+            <w:proofErr w:type="spellStart"/>
+            <w:r>
+              <w:rPr>
+                <w:rFonts w:ascii="Times New Roman"/>
+                <w:sz w:val="18"/>
+              </w:rPr>
+              <w:t>technical_interview_score</w:t>
+            </w:r>
+            <w:proofErr w:type="spellEnd"/>
+            <w:r>
+              <w:rPr>
+                <w:rFonts w:ascii="Times New Roman"/>
+                <w:sz w:val="18"/>
+              </w:rPr>
+              <w:t xml:space="preserve">, </w:t>
+            </w:r>
+            <w:proofErr w:type="spellStart"/>
+            <w:r>
+              <w:rPr>
+                <w:rFonts w:ascii="Times New Roman"/>
+                <w:sz w:val="18"/>
+              </w:rPr>
+              <w:t>score_gap</w:t>
+            </w:r>
+            <w:proofErr w:type="spellEnd"/>
+            <w:r>
+              <w:rPr>
+                <w:rFonts w:ascii="Times New Roman"/>
+                <w:sz w:val="18"/>
+              </w:rPr>
+              <w:t xml:space="preserve">, </w:t>
+            </w:r>
+            <w:proofErr w:type="spellStart"/>
+            <w:r>
+              <w:rPr>
+                <w:rFonts w:ascii="Times New Roman"/>
+                <w:sz w:val="18"/>
+              </w:rPr>
+              <w:t>is_hired</w:t>
+            </w:r>
+            <w:proofErr w:type="spellEnd"/>
           </w:p>
         </w:tc>
         <w:tc>
@@ -13685,7 +14330,23 @@
           <w:b/>
           <w:sz w:val="20"/>
         </w:rPr>
-        <w:t>Implement a reproducible ETL pipeline in Python. The ETL process should remain relatively simple. The main focus of this workshop is dimensional modeling and its connection with business requirements.</w:t>
+        <w:t xml:space="preserve">Implement a reproducible ETL pipeline in Python. The ETL process should remain relatively simple. The </w:t>
+      </w:r>
+      <w:proofErr w:type="gramStart"/>
+      <w:r>
+        <w:rPr>
+          <w:b/>
+          <w:sz w:val="20"/>
+        </w:rPr>
+        <w:t>main focus</w:t>
+      </w:r>
+      <w:proofErr w:type="gramEnd"/>
+      <w:r>
+        <w:rPr>
+          <w:b/>
+          <w:sz w:val="20"/>
+        </w:rPr>
+        <w:t xml:space="preserve"> of this workshop is dimensional modeling and its connection with business requirements.</w:t>
       </w:r>
     </w:p>
     <w:p>
@@ -13980,11 +14641,19 @@
         </w:rPr>
         <w:t xml:space="preserve"> </w:t>
       </w:r>
-      <w:r>
-        <w:rPr>
-          <w:sz w:val="20"/>
-        </w:rPr>
-        <w:t>DataFrame. Do not perform business transformations during extraction.</w:t>
+      <w:proofErr w:type="spellStart"/>
+      <w:r>
+        <w:rPr>
+          <w:sz w:val="20"/>
+        </w:rPr>
+        <w:t>DataFrame</w:t>
+      </w:r>
+      <w:proofErr w:type="spellEnd"/>
+      <w:r>
+        <w:rPr>
+          <w:sz w:val="20"/>
+        </w:rPr>
+        <w:t>. Do not perform business transformations during extraction.</w:t>
       </w:r>
     </w:p>
     <w:p>
@@ -15358,6 +16027,7 @@
         </w:rPr>
         <w:t xml:space="preserve"> </w:t>
       </w:r>
+      <w:proofErr w:type="gramStart"/>
       <w:r>
         <w:rPr>
           <w:sz w:val="20"/>
@@ -15377,6 +16047,7 @@
         </w:rPr>
         <w:t>members</w:t>
       </w:r>
+      <w:proofErr w:type="gramEnd"/>
       <w:r>
         <w:rPr>
           <w:spacing w:val="-6"/>
@@ -17087,7 +17758,23 @@
           <w:b/>
           <w:sz w:val="20"/>
         </w:rPr>
-        <w:t>from the Data Warehouse, not from the source file or intermediate DataFrames.</w:t>
+        <w:t xml:space="preserve">from the Data Warehouse, not from the source file or intermediate </w:t>
+      </w:r>
+      <w:proofErr w:type="spellStart"/>
+      <w:r>
+        <w:rPr>
+          <w:b/>
+          <w:sz w:val="20"/>
+        </w:rPr>
+        <w:t>DataFrames</w:t>
+      </w:r>
+      <w:proofErr w:type="spellEnd"/>
+      <w:r>
+        <w:rPr>
+          <w:b/>
+          <w:sz w:val="20"/>
+        </w:rPr>
+        <w:t>.</w:t>
       </w:r>
     </w:p>
     <w:p>
@@ -18191,12 +18878,21 @@
         </w:rPr>
         <w:t xml:space="preserve"> </w:t>
       </w:r>
+      <w:proofErr w:type="gramStart"/>
       <w:r>
         <w:rPr>
           <w:spacing w:val="-2"/>
           <w:sz w:val="20"/>
         </w:rPr>
-        <w:t>supports.</w:t>
+        <w:t>supports</w:t>
+      </w:r>
+      <w:proofErr w:type="gramEnd"/>
+      <w:r>
+        <w:rPr>
+          <w:spacing w:val="-2"/>
+          <w:sz w:val="20"/>
+        </w:rPr>
+        <w:t>.</w:t>
       </w:r>
     </w:p>
     <w:p>
@@ -18807,7 +19503,21 @@
         <w:rPr>
           <w:sz w:val="20"/>
         </w:rPr>
-        <w:t>For each one, briefly explain: What does this result tell the organization and why could it matter?</w:t>
+        <w:t xml:space="preserve">For each one, briefly explain: What does this result tell the organization and </w:t>
+      </w:r>
+      <w:proofErr w:type="gramStart"/>
+      <w:r>
+        <w:rPr>
+          <w:sz w:val="20"/>
+        </w:rPr>
+        <w:t>why could</w:t>
+      </w:r>
+      <w:proofErr w:type="gramEnd"/>
+      <w:r>
+        <w:rPr>
+          <w:sz w:val="20"/>
+        </w:rPr>
+        <w:t xml:space="preserve"> it matter?</w:t>
       </w:r>
     </w:p>
     <w:p>
@@ -19325,13 +20035,31 @@
                 <w:sz w:val="18"/>
               </w:rPr>
             </w:pPr>
+            <w:proofErr w:type="spellStart"/>
             <w:r>
               <w:rPr>
                 <w:rFonts w:ascii="Times New Roman"/>
                 <w:sz w:val="18"/>
               </w:rPr>
-              <w:t>Dim_date, fact_applications</w:t>
+              <w:t>Dim_date</w:t>
             </w:r>
+            <w:proofErr w:type="spellEnd"/>
+            <w:r>
+              <w:rPr>
+                <w:rFonts w:ascii="Times New Roman"/>
+                <w:sz w:val="18"/>
+              </w:rPr>
+              <w:t xml:space="preserve">, </w:t>
+            </w:r>
+            <w:proofErr w:type="spellStart"/>
+            <w:r>
+              <w:rPr>
+                <w:rFonts w:ascii="Times New Roman"/>
+                <w:sz w:val="18"/>
+              </w:rPr>
+              <w:t>fact_applications</w:t>
+            </w:r>
+            <w:proofErr w:type="spellEnd"/>
           </w:p>
         </w:tc>
         <w:tc>
@@ -19372,7 +20100,23 @@
                 <w:rFonts w:ascii="Times New Roman"/>
                 <w:sz w:val="18"/>
               </w:rPr>
-              <w:t>Hire rate remained fairly stable month-to-month, with the peak month at 16.96% in July 2022</w:t>
+              <w:t xml:space="preserve">Hire rate remained </w:t>
+            </w:r>
+            <w:proofErr w:type="gramStart"/>
+            <w:r>
+              <w:rPr>
+                <w:rFonts w:ascii="Times New Roman"/>
+                <w:sz w:val="18"/>
+              </w:rPr>
+              <w:t>fairly stable</w:t>
+            </w:r>
+            <w:proofErr w:type="gramEnd"/>
+            <w:r>
+              <w:rPr>
+                <w:rFonts w:ascii="Times New Roman"/>
+                <w:sz w:val="18"/>
+              </w:rPr>
+              <w:t xml:space="preserve"> month-to-month, with the peak month at 16.96% in July 2022</w:t>
             </w:r>
           </w:p>
         </w:tc>
@@ -19436,13 +20180,31 @@
                 <w:sz w:val="18"/>
               </w:rPr>
             </w:pPr>
+            <w:proofErr w:type="spellStart"/>
             <w:r>
               <w:rPr>
                 <w:rFonts w:ascii="Times New Roman"/>
                 <w:sz w:val="18"/>
               </w:rPr>
-              <w:t>Dim_technology, fact_applications</w:t>
+              <w:t>Dim_technology</w:t>
             </w:r>
+            <w:proofErr w:type="spellEnd"/>
+            <w:r>
+              <w:rPr>
+                <w:rFonts w:ascii="Times New Roman"/>
+                <w:sz w:val="18"/>
+              </w:rPr>
+              <w:t xml:space="preserve">, </w:t>
+            </w:r>
+            <w:proofErr w:type="spellStart"/>
+            <w:r>
+              <w:rPr>
+                <w:rFonts w:ascii="Times New Roman"/>
+                <w:sz w:val="18"/>
+              </w:rPr>
+              <w:t>fact_applications</w:t>
+            </w:r>
+            <w:proofErr w:type="spellEnd"/>
           </w:p>
         </w:tc>
         <w:tc>
@@ -19568,13 +20330,31 @@
                 <w:sz w:val="18"/>
               </w:rPr>
             </w:pPr>
+            <w:proofErr w:type="spellStart"/>
             <w:r>
               <w:rPr>
                 <w:rFonts w:ascii="Times New Roman"/>
                 <w:sz w:val="18"/>
               </w:rPr>
-              <w:t>Dim_candidate_profile, fact_applications</w:t>
+              <w:t>Dim_candidate_profile</w:t>
             </w:r>
+            <w:proofErr w:type="spellEnd"/>
+            <w:r>
+              <w:rPr>
+                <w:rFonts w:ascii="Times New Roman"/>
+                <w:sz w:val="18"/>
+              </w:rPr>
+              <w:t xml:space="preserve">, </w:t>
+            </w:r>
+            <w:proofErr w:type="spellStart"/>
+            <w:r>
+              <w:rPr>
+                <w:rFonts w:ascii="Times New Roman"/>
+                <w:sz w:val="18"/>
+              </w:rPr>
+              <w:t>fact_applications</w:t>
+            </w:r>
+            <w:proofErr w:type="spellEnd"/>
           </w:p>
         </w:tc>
         <w:tc>
@@ -19679,13 +20459,31 @@
                 <w:sz w:val="18"/>
               </w:rPr>
             </w:pPr>
+            <w:proofErr w:type="spellStart"/>
             <w:r>
               <w:rPr>
                 <w:rFonts w:ascii="Times New Roman"/>
                 <w:sz w:val="18"/>
               </w:rPr>
-              <w:t>Dim_country, fact_applications</w:t>
+              <w:t>Dim_country</w:t>
             </w:r>
+            <w:proofErr w:type="spellEnd"/>
+            <w:r>
+              <w:rPr>
+                <w:rFonts w:ascii="Times New Roman"/>
+                <w:sz w:val="18"/>
+              </w:rPr>
+              <w:t xml:space="preserve">, </w:t>
+            </w:r>
+            <w:proofErr w:type="spellStart"/>
+            <w:r>
+              <w:rPr>
+                <w:rFonts w:ascii="Times New Roman"/>
+                <w:sz w:val="18"/>
+              </w:rPr>
+              <w:t>fact_applications</w:t>
+            </w:r>
+            <w:proofErr w:type="spellEnd"/>
           </w:p>
         </w:tc>
         <w:tc>
@@ -19790,6 +20588,7 @@
                 <w:sz w:val="18"/>
               </w:rPr>
             </w:pPr>
+            <w:proofErr w:type="spellStart"/>
             <w:r>
               <w:rPr>
                 <w:rFonts w:ascii="Times New Roman"/>
@@ -19797,6 +20596,7 @@
               </w:rPr>
               <w:t>Fact_applications</w:t>
             </w:r>
+            <w:proofErr w:type="spellEnd"/>
           </w:p>
         </w:tc>
         <w:tc>
@@ -20141,7 +20941,23 @@
           <w:spacing w:val="-2"/>
           <w:sz w:val="20"/>
         </w:rPr>
-        <w:t>Yes, the star schema contains all required dimensions and measures to completely and accurately answer the business questions.</w:t>
+        <w:t xml:space="preserve">Yes, the star </w:t>
+      </w:r>
+      <w:proofErr w:type="gramStart"/>
+      <w:r>
+        <w:rPr>
+          <w:spacing w:val="-2"/>
+          <w:sz w:val="20"/>
+        </w:rPr>
+        <w:t>schema</w:t>
+      </w:r>
+      <w:proofErr w:type="gramEnd"/>
+      <w:r>
+        <w:rPr>
+          <w:spacing w:val="-2"/>
+          <w:sz w:val="20"/>
+        </w:rPr>
+        <w:t xml:space="preserve"> contains all required dimensions and measures to completely and accurately answer the business questions.</w:t>
       </w:r>
     </w:p>
     <w:p>
@@ -21106,6 +21922,7 @@
         </w:rPr>
         <w:t xml:space="preserve"> </w:t>
       </w:r>
+      <w:proofErr w:type="spellStart"/>
       <w:r>
         <w:rPr>
           <w:rFonts w:ascii="Courier New" w:hAnsi="Courier New"/>
@@ -21114,6 +21931,7 @@
         </w:rPr>
         <w:t>data_profiling.ipynb</w:t>
       </w:r>
+      <w:proofErr w:type="spellEnd"/>
     </w:p>
     <w:p>
       <w:pPr>
@@ -21157,13 +21975,23 @@
         </w:rPr>
         <w:t xml:space="preserve"> </w:t>
       </w:r>
+      <w:proofErr w:type="spellStart"/>
       <w:r>
         <w:rPr>
           <w:rFonts w:ascii="Courier New" w:hAnsi="Courier New"/>
           <w:spacing w:val="-4"/>
           <w:sz w:val="17"/>
         </w:rPr>
-        <w:t>src/</w:t>
+        <w:t>src</w:t>
+      </w:r>
+      <w:proofErr w:type="spellEnd"/>
+      <w:r>
+        <w:rPr>
+          <w:rFonts w:ascii="Courier New" w:hAnsi="Courier New"/>
+          <w:spacing w:val="-4"/>
+          <w:sz w:val="17"/>
+        </w:rPr>
+        <w:t>/</w:t>
       </w:r>
     </w:p>
     <w:p>
@@ -21434,13 +22262,23 @@
         </w:rPr>
         <w:t xml:space="preserve"> </w:t>
       </w:r>
+      <w:proofErr w:type="spellStart"/>
       <w:r>
         <w:rPr>
           <w:rFonts w:ascii="Courier New" w:hAnsi="Courier New"/>
           <w:spacing w:val="-4"/>
           <w:sz w:val="17"/>
         </w:rPr>
-        <w:t>sql/</w:t>
+        <w:t>sql</w:t>
+      </w:r>
+      <w:proofErr w:type="spellEnd"/>
+      <w:r>
+        <w:rPr>
+          <w:rFonts w:ascii="Courier New" w:hAnsi="Courier New"/>
+          <w:spacing w:val="-4"/>
+          <w:sz w:val="17"/>
+        </w:rPr>
+        <w:t>/</w:t>
       </w:r>
     </w:p>
     <w:p>
@@ -21479,6 +22317,7 @@
         </w:rPr>
         <w:t xml:space="preserve"> </w:t>
       </w:r>
+      <w:proofErr w:type="spellStart"/>
       <w:r>
         <w:rPr>
           <w:rFonts w:ascii="Courier New" w:hAnsi="Courier New"/>
@@ -21487,6 +22326,7 @@
         </w:rPr>
         <w:t>create_tables.sql</w:t>
       </w:r>
+      <w:proofErr w:type="spellEnd"/>
     </w:p>
     <w:p>
       <w:pPr>
@@ -21524,6 +22364,7 @@
         </w:rPr>
         <w:t xml:space="preserve"> </w:t>
       </w:r>
+      <w:proofErr w:type="spellStart"/>
       <w:r>
         <w:rPr>
           <w:rFonts w:ascii="Courier New" w:hAnsi="Courier New"/>
@@ -21532,6 +22373,7 @@
         </w:rPr>
         <w:t>analytical_queries.sql</w:t>
       </w:r>
+      <w:proofErr w:type="spellEnd"/>
     </w:p>
     <w:p>
       <w:pPr>
@@ -21620,6 +22462,7 @@
         </w:rPr>
         <w:t xml:space="preserve"> </w:t>
       </w:r>
+      <w:proofErr w:type="spellStart"/>
       <w:r>
         <w:rPr>
           <w:rFonts w:ascii="Courier New" w:hAnsi="Courier New"/>
@@ -21628,6 +22471,7 @@
         </w:rPr>
         <w:t>recruitment_dw.db</w:t>
       </w:r>
+      <w:proofErr w:type="spellEnd"/>
     </w:p>
     <w:p>
       <w:pPr>
@@ -21904,8 +22748,18 @@
           <w:spacing w:val="-2"/>
           <w:sz w:val="17"/>
         </w:rPr>
-        <w:t>.gitignore</w:t>
-      </w:r>
+        <w:t>.</w:t>
+      </w:r>
+      <w:proofErr w:type="spellStart"/>
+      <w:r>
+        <w:rPr>
+          <w:rFonts w:ascii="Courier New" w:hAnsi="Courier New"/>
+          <w:spacing w:val="-2"/>
+          <w:sz w:val="17"/>
+        </w:rPr>
+        <w:t>gitignore</w:t>
+      </w:r>
+      <w:proofErr w:type="spellEnd"/>
     </w:p>
     <w:p>
       <w:pPr>
